--- a/tillsyn/A 49611-2025 tillsynsbegäran.docx
+++ b/tillsyn/A 49611-2025 tillsynsbegäran.docx
@@ -834,7 +834,7 @@
     <w:r>
       <w:tab/>
       <w:tab/>
-      <w:t>2026-09-14</w:t>
+      <w:t>2026-09-15</w:t>
       <w:br/>
       <w:br/>
     </w:r>

--- a/tillsyn/A 49611-2025 tillsynsbegäran.docx
+++ b/tillsyn/A 49611-2025 tillsynsbegäran.docx
@@ -834,7 +834,7 @@
     <w:r>
       <w:tab/>
       <w:tab/>
-      <w:t>2026-09-15</w:t>
+      <w:t>2026-09-16</w:t>
       <w:br/>
       <w:br/>
     </w:r>

--- a/tillsyn/A 49611-2025 tillsynsbegäran.docx
+++ b/tillsyn/A 49611-2025 tillsynsbegäran.docx
@@ -834,7 +834,7 @@
     <w:r>
       <w:tab/>
       <w:tab/>
-      <w:t>2026-09-16</w:t>
+      <w:t>2026-09-17</w:t>
       <w:br/>
       <w:br/>
     </w:r>

--- a/tillsyn/A 49611-2025 tillsynsbegäran.docx
+++ b/tillsyn/A 49611-2025 tillsynsbegäran.docx
@@ -834,7 +834,7 @@
     <w:r>
       <w:tab/>
       <w:tab/>
-      <w:t>2026-09-17</w:t>
+      <w:t>2026-09-18</w:t>
       <w:br/>
       <w:br/>
     </w:r>

--- a/tillsyn/A 49611-2025 tillsynsbegäran.docx
+++ b/tillsyn/A 49611-2025 tillsynsbegäran.docx
@@ -834,7 +834,7 @@
     <w:r>
       <w:tab/>
       <w:tab/>
-      <w:t>2026-09-18</w:t>
+      <w:t>2026-09-19</w:t>
       <w:br/>
       <w:br/>
     </w:r>

--- a/tillsyn/A 49611-2025 tillsynsbegäran.docx
+++ b/tillsyn/A 49611-2025 tillsynsbegäran.docx
@@ -834,7 +834,7 @@
     <w:r>
       <w:tab/>
       <w:tab/>
-      <w:t>2026-09-19</w:t>
+      <w:t>2026-09-21</w:t>
       <w:br/>
       <w:br/>
     </w:r>

--- a/tillsyn/A 49611-2025 tillsynsbegäran.docx
+++ b/tillsyn/A 49611-2025 tillsynsbegäran.docx
@@ -834,7 +834,7 @@
     <w:r>
       <w:tab/>
       <w:tab/>
-      <w:t>2026-09-21</w:t>
+      <w:t>2026-09-23</w:t>
       <w:br/>
       <w:br/>
     </w:r>

--- a/tillsyn/A 49611-2025 tillsynsbegäran.docx
+++ b/tillsyn/A 49611-2025 tillsynsbegäran.docx
@@ -834,7 +834,7 @@
     <w:r>
       <w:tab/>
       <w:tab/>
-      <w:t>2026-09-23</w:t>
+      <w:t>2026-09-24</w:t>
       <w:br/>
       <w:br/>
     </w:r>

--- a/tillsyn/A 49611-2025 tillsynsbegäran.docx
+++ b/tillsyn/A 49611-2025 tillsynsbegäran.docx
@@ -834,7 +834,7 @@
     <w:r>
       <w:tab/>
       <w:tab/>
-      <w:t>2026-09-24</w:t>
+      <w:t>2026-09-25</w:t>
       <w:br/>
       <w:br/>
     </w:r>

--- a/tillsyn/A 49611-2025 tillsynsbegäran.docx
+++ b/tillsyn/A 49611-2025 tillsynsbegäran.docx
@@ -22,7 +22,7 @@
       <w:r>
         <w:drawing>
           <wp:inline xmlns:a="http://schemas.openxmlformats.org/drawingml/2006/main" xmlns:pic="http://schemas.openxmlformats.org/drawingml/2006/picture">
-            <wp:extent cx="5486400" cy="5544846"/>
+            <wp:extent cx="5486400" cy="5663624"/>
             <wp:docPr id="1" name="Picture 1"/>
             <wp:cNvGraphicFramePr>
               <a:graphicFrameLocks noChangeAspect="1"/>
@@ -43,7 +43,7 @@
                   <pic:spPr>
                     <a:xfrm>
                       <a:off x="0" y="0"/>
-                      <a:ext cx="5486400" cy="5544846"/>
+                      <a:ext cx="5486400" cy="5663624"/>
                     </a:xfrm>
                     <a:prstGeom prst="rect"/>
                   </pic:spPr>
@@ -60,12 +60,12 @@
         <w:spacing w:after="240"/>
       </w:pPr>
       <w:r>
-        <w:t>Figur 1. Fyndplatser för naturvårdsarter i och inom 21 meter från avverkningsanmälan. Markörer utan svart kant är placerade på fyndplatsen. Markörer med svart kant är placerade vid sidan av fyndplatsen och har ett svart streck som visar fyndplatsens exakta position. Kartans mittpunktskoordinat är N 6966604, E 413859 i SWEREF 99 TM.</w:t>
+        <w:t>Figur 1. Fyndplatser för naturvårdsarter i och inom 23 meter från avverkningsanmälan. Markörer utan svart kant är placerade på fyndplatsen. Markörer med svart kant är placerade vid sidan av fyndplatsen och har ett svart streck som visar fyndplatsens exakta position. Kartans mittpunktskoordinat är N 6966604, E 413859 i SWEREF 99 TM.</w:t>
       </w:r>
     </w:p>
     <w:p>
       <w:r>
-        <w:t>I och inom 21 meter från avverkningsanmälan finns fynd av 15 naturvårdsarter, varav 13 är rödlistade, 1 är fridlyst, 7 är typiska (T) och 2 är signalarter (S): fläckporing (VU, T), gräddporing (VU, T), laxgröppa (VU), blanksvart spiklav (NT), blågrå svartspik (NT), dvärgbägarlav (NT, T), mörk kolflarnlav (NT), nordtagging (NT), vaddporing (NT), vedflamlav (NT), vedskivlav (NT, T), violmussling (NT, T), vitplätt (NT), plattlummer (S, T, §9) och vedticka (S, T). Se Figur 1.</w:t>
+        <w:t>I och inom 23 meter från avverkningsanmälan finns fynd av 19 naturvårdsarter, varav 16 är rödlistade, 2 är fridlysta, 11 är typiska (T) och 3 är signalarter (S): fläckporing (VU, T), gräddporing (VU, T), laxgröppa (VU), blanksvart spiklav (NT), blågrå svartspik (NT), dvärgbägarlav (NT, T), kolflarnlav (NT, T), lavskrika (NT, T, §4), mörk kolflarnlav (NT), nordtagging (NT), talltagel (NT, T), vaddporing (NT), vedflamlav (NT), vedskivlav (NT, T), violmussling (NT, T), vitplätt (NT), norrlandslav (S, T), plattlummer (S, T, §9) och vedticka (S, T). Se Figur 1.</w:t>
       </w:r>
     </w:p>
     <w:p>
@@ -101,7 +101,7 @@
     </w:p>
     <w:p>
       <w:r>
-        <w:t>Nedan följer beskrivningar av de naturvårdsarter och fridlysta arter som har sina livsmiljöer och växtplatser i den avverkningsanmälda skogen. De påträffade naturvårdsarterna är ett tydligt kvitto på att det rör sig om en skog med höga naturvärden.</w:t>
+        <w:t>Nedan följer beskrivningar av de naturvårdsarter och fridlysta arter som har sina livsmiljöer och växtplatser i den avverkningsanmälda skogen. Se även ytterligare artfakta i BILAGA 1. De påträffade naturvårdsarterna är ett tydligt kvitto på att det rör sig om en skog med höga naturvärden.</w:t>
       </w:r>
     </w:p>
     <w:p>
@@ -202,6 +202,46 @@
         <w:rPr>
           <w:b/>
         </w:rPr>
+        <w:t>Kolflarnlav (NT)</w:t>
+      </w:r>
+      <w:r>
+        <w:t xml:space="preserve"> är brandberoende och växer nästan uteslutande på kolad hård kärnved av tall. Etableringen verkar ske först 100–300 år efter brand och nytt substrat nybildas i mycket begränsad omfattning. Avverkning av tallskog av naturskogskaraktär med spår av återkommande bränder är ett hot och mängden lämplig ved att växa på för arten minskar dels på grund av naturlig nedbrytning men framförallt på grund av att det förstörs i samband med slutavverkningar, gallringar och markberedning. Såväl kolflarnlav som mörk kolflarnlav har glänsande bålfjäll och förekommer främst i tall- och blandbarrskogar av naturskogskaraktär med spår av återkommande bränder. Skogar som dessa hyser höga biologiska värden och bör skyddas. Kolflarnlav är typisk art för </w:t>
+      </w:r>
+      <w:r>
+        <w:rPr>
+          <w:i/>
+        </w:rPr>
+        <w:t>9010 Taiga</w:t>
+      </w:r>
+      <w:r>
+        <w:t xml:space="preserve"> (SLU Artdatabanken, 2024).</w:t>
+      </w:r>
+    </w:p>
+    <w:p>
+      <w:r>
+        <w:rPr>
+          <w:b/>
+        </w:rPr>
+        <w:t>Lavskrika (NT, §4)</w:t>
+      </w:r>
+      <w:r>
+        <w:t xml:space="preserve"> är rödlistad som nära hotad och fridlyst enligt 4§ artskyddsförordningen. Den har minskat med 20 (10–30) % under de senaste 15 åren och minskningstakten bedöms vara nära gränsvärdet för sårbar (VU). Lavskrikan är en mycket stationär fågel, som häckar i äldre, slutna och hänglavsrika barrskogar. Nyckelfaktorer är flerskiktad skog med rik undervegetation samt riklig förekomst av hänglavar. Reviren är livslånga med hemområden som varierar mellan 50 och 150 ha. Inom ett revir av hög kvalitet finns det som regel ett eller flera kärnområden (1–20 ha) med relativt tät flerskiktad granskog. Arten missgynnas när flerskiktad skog omförs till enskiktade bestånd och även röjning och hård gallring är starkt negativt. Lavskrikan har relativt stora hemområden och försvinner när den äldre skogen fragmenteras, särskilt allvarligt är när kärnområdena avverkas. Den försvinner successivt framför allt vid dess utbredningsgränser och populationen har minskat kontinuerligt under 2000-talet. Lavskrika är typisk art för </w:t>
+      </w:r>
+      <w:r>
+        <w:rPr>
+          <w:i/>
+        </w:rPr>
+        <w:t>9010 Taiga</w:t>
+      </w:r>
+      <w:r>
+        <w:t xml:space="preserve"> (SLU Artdatabanken, 2026; Skogsstyrelsen 2016).</w:t>
+      </w:r>
+    </w:p>
+    <w:p>
+      <w:r>
+        <w:rPr>
+          <w:b/>
+        </w:rPr>
         <w:t>Mörk kolflarnlav (NT)</w:t>
       </w:r>
       <w:r>
@@ -224,6 +264,26 @@
         <w:rPr>
           <w:b/>
         </w:rPr>
+        <w:t>Talltagel (NT)</w:t>
+      </w:r>
+      <w:r>
+        <w:t xml:space="preserve"> är en boreal art som förekommer på tall i äldre, öppna tallskogar. Den påverkas negativt av brist på kontinuitetsskog och minskningstakten bedöms vara nära gränsvärdet för Sårbar (VU). Talltagel är typisk art för </w:t>
+      </w:r>
+      <w:r>
+        <w:rPr>
+          <w:i/>
+        </w:rPr>
+        <w:t>9010 Taiga</w:t>
+      </w:r>
+      <w:r>
+        <w:t xml:space="preserve"> (SLU Artdatabanken, 2026).</w:t>
+      </w:r>
+    </w:p>
+    <w:p>
+      <w:r>
+        <w:rPr>
+          <w:b/>
+        </w:rPr>
         <w:t xml:space="preserve">Vaddporing (NT) </w:t>
       </w:r>
       <w:r>
@@ -335,6 +395,35 @@
       </w:r>
       <w:r>
         <w:t xml:space="preserve"> är en nedbrytare av död, hård och torr tallved och orsakar brunröta. Den förekommer mest i äldre, naturskogsliknande tallskog eller blandskog med äldre tall. Arten hotas av avverkning av gammal, senvuxen tall. I södra Sverige råder brist på lämpliga habitat och arten kan inte längre sprida sig utanför sina få kända växtplatser. Lokaler med gammal tall bör undantas från skogsbruk, i synnerhet i södra Sverige (SLU Artdatabanken, 2024).</w:t>
+      </w:r>
+    </w:p>
+    <w:p>
+      <w:r>
+        <w:rPr>
+          <w:b/>
+        </w:rPr>
+        <w:t xml:space="preserve">Norrlandslav </w:t>
+      </w:r>
+      <w:r>
+        <w:t xml:space="preserve">indikerar söder om den naturliga norrlandsgränsen barrskogsbeklädda bergbranter eller andra ostörda skogsmiljöer med höga naturvärden. Norrlandslav är typisk art för </w:t>
+      </w:r>
+      <w:r>
+        <w:rPr>
+          <w:i/>
+        </w:rPr>
+        <w:t xml:space="preserve">9010 Taiga, 8110 Silikatrasmarker </w:t>
+      </w:r>
+      <w:r>
+        <w:t>och</w:t>
+      </w:r>
+      <w:r>
+        <w:rPr>
+          <w:i/>
+        </w:rPr>
+        <w:t xml:space="preserve"> 8120 Kalkrasmarker </w:t>
+      </w:r>
+      <w:r>
+        <w:t>(Nitare &amp; Skogsstyrelsen, 2000; SLU Artdatabanken, 2025).</w:t>
       </w:r>
     </w:p>
     <w:p>
@@ -391,17 +480,39 @@
         <w:pStyle w:val="Heading1"/>
       </w:pPr>
       <w:r>
-        <w:t>Typiska arter och EU:s art- och habitatdirektiv</w:t>
+        <w:t>EU:s fågeldirektiv</w:t>
       </w:r>
     </w:p>
     <w:p>
       <w:r>
-        <w:t>Typiska arter används för att lokalisera områden med gynnsam bevarandestatus för de naturtyper som är listade i EU:s art- och habitatdirektiv. Ett exempel är Västlig taiga (EU-kod 9010) som saknar gynnsam bevarandestatus och minskar starkt som naturtyp i Sverige. Naturvårdsverket skriver i sin vägledning för Västlig taiga att dylika miljöer förutsätter normalt att skogarna skyddas långsiktigt, eftersom skogsbruk inte är förenligt med bevarande av naturtypen i gynnsamt tillstånd (Naturvårdsverket, 2011).</w:t>
+        <w:t xml:space="preserve">Europeiska unionens medlemsländer är skyldiga att agera i enlighet med EU:s fågeldirektiv där det uttryckligen står att direktivet gäller för fåglar samt för deras ägg, bon och </w:t>
+      </w:r>
+      <w:r>
+        <w:rPr>
+          <w:b/>
+        </w:rPr>
+        <w:t xml:space="preserve">livsmiljöer </w:t>
+      </w:r>
+      <w:r>
+        <w:t>(artikel 1). Vidare att de åtgärder som vidtas inte får leda till en försämring av den nuvarande situationen beträffande bevarandet av de fågelarter som avses i artikel 1 (artikel 13). Fågeldirektivet är styrande för tillsynsansvariga myndigheters ärendehantering, ställningstaganden och beslutsfattande.</w:t>
       </w:r>
     </w:p>
     <w:p>
-      <w:r>
-        <w:t>Följande typiska arter har sina livsmiljöer och växtplatser i den avverkningsanmälda skogen: fläckporing (VU, T), gräddporing (VU, T), dvärgbägarlav (NT, T), vedskivlav (NT, T), violmussling (NT, T), plattlummer (S, T, §9) och vedticka (S, T).</w:t>
+      <w:pPr>
+        <w:pStyle w:val="Heading1"/>
+      </w:pPr>
+      <w:r>
+        <w:t>Typiska arter och EU:s art- och habitatdirektiv</w:t>
+      </w:r>
+    </w:p>
+    <w:p>
+      <w:r>
+        <w:t>Typiska arter används för att lokalisera områden med gynnsam bevarandestatus för de naturtyper som är listade i EU:s art- och habitatdirektiv. Ett exempel är Västlig taiga (EU-kod 9010) som saknar gynnsam bevarandestatus och minskar starkt som naturtyp i Sverige. Naturvårdsverket skriver i sin vägledning för Västlig taiga att dylika miljöer förutsätter normalt att skogarna skyddas långsiktigt, eftersom skogsbruk inte är förenligt med bevarande av naturtypen i gynnsamt tillstånd (Naturvårdsverket, 2011).</w:t>
+      </w:r>
+    </w:p>
+    <w:p>
+      <w:r>
+        <w:t>Följande typiska arter har sina livsmiljöer och växtplatser i den avverkningsanmälda skogen: fläckporing (VU, T), gräddporing (VU, T), dvärgbägarlav (NT, T), kolflarnlav (NT, T), lavskrika (NT, T, §4), talltagel (NT, T), vedskivlav (NT, T), violmussling (NT, T), norrlandslav (S, T), plattlummer (S, T, §9) och vedticka (S, T).</w:t>
       </w:r>
     </w:p>
     <w:p>
@@ -468,7 +579,106 @@
         <w:pStyle w:val="Title"/>
       </w:pPr>
       <w:r>
-        <w:t>BILAGA 1 – EU:s art- och habitatdirektiv, fågeldirektiv och naturrestaureringsförordning</w:t>
+        <w:t>BILAGA 1 – Fridlysta arter</w:t>
+      </w:r>
+    </w:p>
+    <w:p>
+      <w:pPr>
+        <w:pStyle w:val="Heading1"/>
+      </w:pPr>
+      <w:r>
+        <w:t>Lavskrika – ekologi samt krav på livsmiljön</w:t>
+      </w:r>
+    </w:p>
+    <w:p>
+      <w:r>
+        <w:t>Lavskrika är rödlistad som nära hotad (NT), fridlyst enligt 4 § artskyddsförordningen (2007:845) och ingår i förteckningen över prioriterade arter i Skogsstyrelsens föreskrifter och allmänna råd (SKSFS 2011:7) bilaga 4. Lavskrikan är en mycket stationär fågel, som häckar i äldre, slutna och hänglavsrika barrskogar. Nyckelfaktorer är flerskiktad skog med rik undervegetation samt riklig förekomst av hänglavar (SLU Artdatabanken, 2026).</w:t>
+      </w:r>
+    </w:p>
+    <w:p>
+      <w:r>
+        <w:t xml:space="preserve">I Skogsstyrelsens vägledning för hänsyn till fåglar står bland annat att: </w:t>
+      </w:r>
+      <w:r>
+        <w:rPr>
+          <w:i/>
+        </w:rPr>
+        <w:t>“Reviren är livslånga med hemområden som varierar mellan 50 och 150 ha. Hemområdena har inga fasta gränser utan det handlar mera om de yttre gränserna för familjegruppernas rörelser. Lavskrikan undviker att förflytta sig över stora öppna områden och hemområdesstorleken är därför större i områden fragmenterade av hyggen och yngre skog än i områden med i sammanhängande äldre skog. Det finns studier som antyder att det inom ett revir bör finnas maximalt 15 % öppna ytor och ungskog. Inom ett revir av hög kvalitet finns det som regel ett eller flera kärnområden (1–20 ha) med relativt tät flerskiktad granskog.”</w:t>
+      </w:r>
+      <w:r>
+        <w:t xml:space="preserve"> Vidare att: </w:t>
+      </w:r>
+      <w:r>
+        <w:rPr>
+          <w:i/>
+        </w:rPr>
+        <w:t>“Arten missgynnas när flerskiktad skog omförs till enskiktade bestånd. Även skogsskötsel med återkommande röjning och hård gallring är starkt negativt. Lavskrikan har relativt stora hemområden och försvinner när den äldre skogen fragmenteras, särskilt allvarligt är när kärnområdena avverkas.”</w:t>
+      </w:r>
+      <w:r>
+        <w:t xml:space="preserve"> (Skogsstyrelsen 2016).</w:t>
+      </w:r>
+    </w:p>
+    <w:p>
+      <w:r>
+        <w:t xml:space="preserve">Populationen har minskat med 20 (10–30) % under de senaste 15 åren och minskningstakten bedöms vara nära gränsvärdet för sårbar (VU). Arten försvinner successivt framför allt vid dess utbredningsgränser och populationen har minskat kontinuerligt under 2000-talet. Lavskrika är typisk art för </w:t>
+      </w:r>
+      <w:r>
+        <w:rPr>
+          <w:i/>
+        </w:rPr>
+        <w:t>9010 Taiga</w:t>
+      </w:r>
+      <w:r>
+        <w:t xml:space="preserve"> (SLU Artdatabanken, 2026).</w:t>
+      </w:r>
+    </w:p>
+    <w:p>
+      <w:pPr>
+        <w:pStyle w:val="Heading2"/>
+      </w:pPr>
+      <w:r>
+        <w:t>Referenser – lavskrika</w:t>
+      </w:r>
+    </w:p>
+    <w:p>
+      <w:r>
+        <w:t xml:space="preserve">Skogsstyrelsen, 2016. </w:t>
+      </w:r>
+      <w:r>
+        <w:rPr>
+          <w:i/>
+        </w:rPr>
+        <w:t xml:space="preserve">Vägledning för hänsyn till fåglar – lavskrika. </w:t>
+      </w:r>
+      <w:r>
+        <w:t>https://www.skogsstyrelsen.se/globalassets/lag-och-tillsyn/artskydd/vagledningar-for-hansyn-till-faglar/lavskrika-vagledning-hansyn.pdf</w:t>
+      </w:r>
+    </w:p>
+    <w:p>
+      <w:r>
+        <w:t xml:space="preserve">SLU Artdatabanken, 2026. </w:t>
+      </w:r>
+      <w:r>
+        <w:rPr>
+          <w:i/>
+        </w:rPr>
+        <w:t xml:space="preserve">Artfaktablad. Naturvård – artfakta. </w:t>
+      </w:r>
+      <w:r>
+        <w:t>SLU Artdatabanken, Uppsala</w:t>
+      </w:r>
+    </w:p>
+    <w:p>
+      <w:r>
+        <w:br w:type="page"/>
+      </w:r>
+    </w:p>
+    <w:p>
+      <w:pPr>
+        <w:pStyle w:val="Title"/>
+      </w:pPr>
+      <w:r>
+        <w:t>BILAGA 2 – EU:s art- och habitatdirektiv, fågeldirektiv och naturrestaureringsförordning</w:t>
       </w:r>
     </w:p>
     <w:p>
@@ -834,7 +1044,7 @@
     <w:r>
       <w:tab/>
       <w:tab/>
-      <w:t>2026-09-25</w:t>
+      <w:t>2026-09-26</w:t>
       <w:br/>
       <w:br/>
     </w:r>

--- a/tillsyn/A 49611-2025 tillsynsbegäran.docx
+++ b/tillsyn/A 49611-2025 tillsynsbegäran.docx
@@ -1044,7 +1044,7 @@
     <w:r>
       <w:tab/>
       <w:tab/>
-      <w:t>2026-09-26</w:t>
+      <w:t>2026-09-27</w:t>
       <w:br/>
       <w:br/>
     </w:r>

--- a/tillsyn/A 49611-2025 tillsynsbegäran.docx
+++ b/tillsyn/A 49611-2025 tillsynsbegäran.docx
@@ -1044,7 +1044,7 @@
     <w:r>
       <w:tab/>
       <w:tab/>
-      <w:t>2026-09-27</w:t>
+      <w:t>2026-09-28</w:t>
       <w:br/>
       <w:br/>
     </w:r>

--- a/tillsyn/A 49611-2025 tillsynsbegäran.docx
+++ b/tillsyn/A 49611-2025 tillsynsbegäran.docx
@@ -1044,7 +1044,7 @@
     <w:r>
       <w:tab/>
       <w:tab/>
-      <w:t>2026-09-28</w:t>
+      <w:t>2026-09-29</w:t>
       <w:br/>
       <w:br/>
     </w:r>

--- a/tillsyn/A 49611-2025 tillsynsbegäran.docx
+++ b/tillsyn/A 49611-2025 tillsynsbegäran.docx
@@ -22,7 +22,7 @@
       <w:r>
         <w:drawing>
           <wp:inline xmlns:a="http://schemas.openxmlformats.org/drawingml/2006/main" xmlns:pic="http://schemas.openxmlformats.org/drawingml/2006/picture">
-            <wp:extent cx="5486400" cy="5663624"/>
+            <wp:extent cx="5486400" cy="5544846"/>
             <wp:docPr id="1" name="Picture 1"/>
             <wp:cNvGraphicFramePr>
               <a:graphicFrameLocks noChangeAspect="1"/>
@@ -43,7 +43,7 @@
                   <pic:spPr>
                     <a:xfrm>
                       <a:off x="0" y="0"/>
-                      <a:ext cx="5486400" cy="5663624"/>
+                      <a:ext cx="5486400" cy="5544846"/>
                     </a:xfrm>
                     <a:prstGeom prst="rect"/>
                   </pic:spPr>
@@ -60,12 +60,12 @@
         <w:spacing w:after="240"/>
       </w:pPr>
       <w:r>
-        <w:t>Figur 1. Fyndplatser för naturvårdsarter i och inom 23 meter från avverkningsanmälan. Markörer utan svart kant är placerade på fyndplatsen. Markörer med svart kant är placerade vid sidan av fyndplatsen och har ett svart streck som visar fyndplatsens exakta position. Kartans mittpunktskoordinat är N 6966604, E 413859 i SWEREF 99 TM.</w:t>
+        <w:t>Figur 1. Fyndplatser för naturvårdsarter i och inom 21 meter från avverkningsanmälan. Markörer utan svart kant är placerade på fyndplatsen. Markörer med svart kant är placerade vid sidan av fyndplatsen och har ett svart streck som visar fyndplatsens exakta position. Kartans mittpunktskoordinat är N 6966604, E 413859 i SWEREF 99 TM.</w:t>
       </w:r>
     </w:p>
     <w:p>
       <w:r>
-        <w:t>I och inom 23 meter från avverkningsanmälan finns fynd av 19 naturvårdsarter, varav 16 är rödlistade, 2 är fridlysta, 11 är typiska (T) och 3 är signalarter (S): fläckporing (VU, T), gräddporing (VU, T), laxgröppa (VU), blanksvart spiklav (NT), blågrå svartspik (NT), dvärgbägarlav (NT, T), kolflarnlav (NT, T), lavskrika (NT, T, §4), mörk kolflarnlav (NT), nordtagging (NT), talltagel (NT, T), vaddporing (NT), vedflamlav (NT), vedskivlav (NT, T), violmussling (NT, T), vitplätt (NT), norrlandslav (S, T), plattlummer (S, T, §9) och vedticka (S, T). Se Figur 1.</w:t>
+        <w:t>I och inom 21 meter från avverkningsanmälan finns fynd av 15 naturvårdsarter, varav 13 är rödlistade, 1 är fridlyst, 7 är typiska (T) och 2 är signalarter (S): fläckporing (VU, T), gräddporing (VU, T), laxgröppa (VU), blanksvart spiklav (NT), blågrå svartspik (NT), dvärgbägarlav (NT, T), mörk kolflarnlav (NT), nordtagging (NT), vaddporing (NT), vedflamlav (NT), vedskivlav (NT, T), violmussling (NT, T), vitplätt (NT), plattlummer (S, T, §9) och vedticka (S, T). Se Figur 1.</w:t>
       </w:r>
     </w:p>
     <w:p>
@@ -101,7 +101,7 @@
     </w:p>
     <w:p>
       <w:r>
-        <w:t>Nedan följer beskrivningar av de naturvårdsarter och fridlysta arter som har sina livsmiljöer och växtplatser i den avverkningsanmälda skogen. Se även ytterligare artfakta i BILAGA 1. De påträffade naturvårdsarterna är ett tydligt kvitto på att det rör sig om en skog med höga naturvärden.</w:t>
+        <w:t>Nedan följer beskrivningar av de naturvårdsarter och fridlysta arter som har sina livsmiljöer och växtplatser i den avverkningsanmälda skogen. De påträffade naturvårdsarterna är ett tydligt kvitto på att det rör sig om en skog med höga naturvärden.</w:t>
       </w:r>
     </w:p>
     <w:p>
@@ -202,46 +202,6 @@
         <w:rPr>
           <w:b/>
         </w:rPr>
-        <w:t>Kolflarnlav (NT)</w:t>
-      </w:r>
-      <w:r>
-        <w:t xml:space="preserve"> är brandberoende och växer nästan uteslutande på kolad hård kärnved av tall. Etableringen verkar ske först 100–300 år efter brand och nytt substrat nybildas i mycket begränsad omfattning. Avverkning av tallskog av naturskogskaraktär med spår av återkommande bränder är ett hot och mängden lämplig ved att växa på för arten minskar dels på grund av naturlig nedbrytning men framförallt på grund av att det förstörs i samband med slutavverkningar, gallringar och markberedning. Såväl kolflarnlav som mörk kolflarnlav har glänsande bålfjäll och förekommer främst i tall- och blandbarrskogar av naturskogskaraktär med spår av återkommande bränder. Skogar som dessa hyser höga biologiska värden och bör skyddas. Kolflarnlav är typisk art för </w:t>
-      </w:r>
-      <w:r>
-        <w:rPr>
-          <w:i/>
-        </w:rPr>
-        <w:t>9010 Taiga</w:t>
-      </w:r>
-      <w:r>
-        <w:t xml:space="preserve"> (SLU Artdatabanken, 2024).</w:t>
-      </w:r>
-    </w:p>
-    <w:p>
-      <w:r>
-        <w:rPr>
-          <w:b/>
-        </w:rPr>
-        <w:t>Lavskrika (NT, §4)</w:t>
-      </w:r>
-      <w:r>
-        <w:t xml:space="preserve"> är rödlistad som nära hotad och fridlyst enligt 4§ artskyddsförordningen. Den har minskat med 20 (10–30) % under de senaste 15 åren och minskningstakten bedöms vara nära gränsvärdet för sårbar (VU). Lavskrikan är en mycket stationär fågel, som häckar i äldre, slutna och hänglavsrika barrskogar. Nyckelfaktorer är flerskiktad skog med rik undervegetation samt riklig förekomst av hänglavar. Reviren är livslånga med hemområden som varierar mellan 50 och 150 ha. Inom ett revir av hög kvalitet finns det som regel ett eller flera kärnområden (1–20 ha) med relativt tät flerskiktad granskog. Arten missgynnas när flerskiktad skog omförs till enskiktade bestånd och även röjning och hård gallring är starkt negativt. Lavskrikan har relativt stora hemområden och försvinner när den äldre skogen fragmenteras, särskilt allvarligt är när kärnområdena avverkas. Den försvinner successivt framför allt vid dess utbredningsgränser och populationen har minskat kontinuerligt under 2000-talet. Lavskrika är typisk art för </w:t>
-      </w:r>
-      <w:r>
-        <w:rPr>
-          <w:i/>
-        </w:rPr>
-        <w:t>9010 Taiga</w:t>
-      </w:r>
-      <w:r>
-        <w:t xml:space="preserve"> (SLU Artdatabanken, 2026; Skogsstyrelsen 2016).</w:t>
-      </w:r>
-    </w:p>
-    <w:p>
-      <w:r>
-        <w:rPr>
-          <w:b/>
-        </w:rPr>
         <w:t>Mörk kolflarnlav (NT)</w:t>
       </w:r>
       <w:r>
@@ -257,26 +217,6 @@
       </w:r>
       <w:r>
         <w:t xml:space="preserve"> växer främst på tallågor av grövre dimensioner och påträffas huvudsakligen i äldre skog som inte kalavverkats. Nordtaggingen missgynnas av att områden med äldre tallskog har minskat starkt. Bekämpning av skogsbränder, samtidigt som skogsbruket omvandlar naturligt glesa tallbestånd till likartade och betydligt tätare bestånd, har missgynnat arten. Bristen på gamla tallågor utgör på sikt ett allvarligt hot och återskapandet av lämpliga biotoper tar mycket lång tid. Områden med olikåldriga bestånd av tall och med stort inslag av äldre träd bör undantas från skoglig produktion (SLU Artdatabanken, 2024).</w:t>
-      </w:r>
-    </w:p>
-    <w:p>
-      <w:r>
-        <w:rPr>
-          <w:b/>
-        </w:rPr>
-        <w:t>Talltagel (NT)</w:t>
-      </w:r>
-      <w:r>
-        <w:t xml:space="preserve"> är en boreal art som förekommer på tall i äldre, öppna tallskogar. Den påverkas negativt av brist på kontinuitetsskog och minskningstakten bedöms vara nära gränsvärdet för Sårbar (VU). Talltagel är typisk art för </w:t>
-      </w:r>
-      <w:r>
-        <w:rPr>
-          <w:i/>
-        </w:rPr>
-        <w:t>9010 Taiga</w:t>
-      </w:r>
-      <w:r>
-        <w:t xml:space="preserve"> (SLU Artdatabanken, 2026).</w:t>
       </w:r>
     </w:p>
     <w:p>
@@ -402,35 +342,6 @@
         <w:rPr>
           <w:b/>
         </w:rPr>
-        <w:t xml:space="preserve">Norrlandslav </w:t>
-      </w:r>
-      <w:r>
-        <w:t xml:space="preserve">indikerar söder om den naturliga norrlandsgränsen barrskogsbeklädda bergbranter eller andra ostörda skogsmiljöer med höga naturvärden. Norrlandslav är typisk art för </w:t>
-      </w:r>
-      <w:r>
-        <w:rPr>
-          <w:i/>
-        </w:rPr>
-        <w:t xml:space="preserve">9010 Taiga, 8110 Silikatrasmarker </w:t>
-      </w:r>
-      <w:r>
-        <w:t>och</w:t>
-      </w:r>
-      <w:r>
-        <w:rPr>
-          <w:i/>
-        </w:rPr>
-        <w:t xml:space="preserve"> 8120 Kalkrasmarker </w:t>
-      </w:r>
-      <w:r>
-        <w:t>(Nitare &amp; Skogsstyrelsen, 2000; SLU Artdatabanken, 2025).</w:t>
-      </w:r>
-    </w:p>
-    <w:p>
-      <w:r>
-        <w:rPr>
-          <w:b/>
-        </w:rPr>
         <w:t>Plattlummer (§9)</w:t>
       </w:r>
       <w:r>
@@ -480,28 +391,6 @@
         <w:pStyle w:val="Heading1"/>
       </w:pPr>
       <w:r>
-        <w:t>EU:s fågeldirektiv</w:t>
-      </w:r>
-    </w:p>
-    <w:p>
-      <w:r>
-        <w:t xml:space="preserve">Europeiska unionens medlemsländer är skyldiga att agera i enlighet med EU:s fågeldirektiv där det uttryckligen står att direktivet gäller för fåglar samt för deras ägg, bon och </w:t>
-      </w:r>
-      <w:r>
-        <w:rPr>
-          <w:b/>
-        </w:rPr>
-        <w:t xml:space="preserve">livsmiljöer </w:t>
-      </w:r>
-      <w:r>
-        <w:t>(artikel 1). Vidare att de åtgärder som vidtas inte får leda till en försämring av den nuvarande situationen beträffande bevarandet av de fågelarter som avses i artikel 1 (artikel 13). Fågeldirektivet är styrande för tillsynsansvariga myndigheters ärendehantering, ställningstaganden och beslutsfattande.</w:t>
-      </w:r>
-    </w:p>
-    <w:p>
-      <w:pPr>
-        <w:pStyle w:val="Heading1"/>
-      </w:pPr>
-      <w:r>
         <w:t>Typiska arter och EU:s art- och habitatdirektiv</w:t>
       </w:r>
     </w:p>
@@ -512,7 +401,7 @@
     </w:p>
     <w:p>
       <w:r>
-        <w:t>Följande typiska arter har sina livsmiljöer och växtplatser i den avverkningsanmälda skogen: fläckporing (VU, T), gräddporing (VU, T), dvärgbägarlav (NT, T), kolflarnlav (NT, T), lavskrika (NT, T, §4), talltagel (NT, T), vedskivlav (NT, T), violmussling (NT, T), norrlandslav (S, T), plattlummer (S, T, §9) och vedticka (S, T).</w:t>
+        <w:t>Följande typiska arter har sina livsmiljöer och växtplatser i den avverkningsanmälda skogen: fläckporing (VU, T), gräddporing (VU, T), dvärgbägarlav (NT, T), vedskivlav (NT, T), violmussling (NT, T), plattlummer (S, T, §9) och vedticka (S, T).</w:t>
       </w:r>
     </w:p>
     <w:p>
@@ -579,106 +468,7 @@
         <w:pStyle w:val="Title"/>
       </w:pPr>
       <w:r>
-        <w:t>BILAGA 1 – Fridlysta arter</w:t>
-      </w:r>
-    </w:p>
-    <w:p>
-      <w:pPr>
-        <w:pStyle w:val="Heading1"/>
-      </w:pPr>
-      <w:r>
-        <w:t>Lavskrika – ekologi samt krav på livsmiljön</w:t>
-      </w:r>
-    </w:p>
-    <w:p>
-      <w:r>
-        <w:t>Lavskrika är rödlistad som nära hotad (NT), fridlyst enligt 4 § artskyddsförordningen (2007:845) och ingår i förteckningen över prioriterade arter i Skogsstyrelsens föreskrifter och allmänna råd (SKSFS 2011:7) bilaga 4. Lavskrikan är en mycket stationär fågel, som häckar i äldre, slutna och hänglavsrika barrskogar. Nyckelfaktorer är flerskiktad skog med rik undervegetation samt riklig förekomst av hänglavar (SLU Artdatabanken, 2026).</w:t>
-      </w:r>
-    </w:p>
-    <w:p>
-      <w:r>
-        <w:t xml:space="preserve">I Skogsstyrelsens vägledning för hänsyn till fåglar står bland annat att: </w:t>
-      </w:r>
-      <w:r>
-        <w:rPr>
-          <w:i/>
-        </w:rPr>
-        <w:t>“Reviren är livslånga med hemområden som varierar mellan 50 och 150 ha. Hemområdena har inga fasta gränser utan det handlar mera om de yttre gränserna för familjegruppernas rörelser. Lavskrikan undviker att förflytta sig över stora öppna områden och hemområdesstorleken är därför större i områden fragmenterade av hyggen och yngre skog än i områden med i sammanhängande äldre skog. Det finns studier som antyder att det inom ett revir bör finnas maximalt 15 % öppna ytor och ungskog. Inom ett revir av hög kvalitet finns det som regel ett eller flera kärnområden (1–20 ha) med relativt tät flerskiktad granskog.”</w:t>
-      </w:r>
-      <w:r>
-        <w:t xml:space="preserve"> Vidare att: </w:t>
-      </w:r>
-      <w:r>
-        <w:rPr>
-          <w:i/>
-        </w:rPr>
-        <w:t>“Arten missgynnas när flerskiktad skog omförs till enskiktade bestånd. Även skogsskötsel med återkommande röjning och hård gallring är starkt negativt. Lavskrikan har relativt stora hemområden och försvinner när den äldre skogen fragmenteras, särskilt allvarligt är när kärnområdena avverkas.”</w:t>
-      </w:r>
-      <w:r>
-        <w:t xml:space="preserve"> (Skogsstyrelsen 2016).</w:t>
-      </w:r>
-    </w:p>
-    <w:p>
-      <w:r>
-        <w:t xml:space="preserve">Populationen har minskat med 20 (10–30) % under de senaste 15 åren och minskningstakten bedöms vara nära gränsvärdet för sårbar (VU). Arten försvinner successivt framför allt vid dess utbredningsgränser och populationen har minskat kontinuerligt under 2000-talet. Lavskrika är typisk art för </w:t>
-      </w:r>
-      <w:r>
-        <w:rPr>
-          <w:i/>
-        </w:rPr>
-        <w:t>9010 Taiga</w:t>
-      </w:r>
-      <w:r>
-        <w:t xml:space="preserve"> (SLU Artdatabanken, 2026).</w:t>
-      </w:r>
-    </w:p>
-    <w:p>
-      <w:pPr>
-        <w:pStyle w:val="Heading2"/>
-      </w:pPr>
-      <w:r>
-        <w:t>Referenser – lavskrika</w:t>
-      </w:r>
-    </w:p>
-    <w:p>
-      <w:r>
-        <w:t xml:space="preserve">Skogsstyrelsen, 2016. </w:t>
-      </w:r>
-      <w:r>
-        <w:rPr>
-          <w:i/>
-        </w:rPr>
-        <w:t xml:space="preserve">Vägledning för hänsyn till fåglar – lavskrika. </w:t>
-      </w:r>
-      <w:r>
-        <w:t>https://www.skogsstyrelsen.se/globalassets/lag-och-tillsyn/artskydd/vagledningar-for-hansyn-till-faglar/lavskrika-vagledning-hansyn.pdf</w:t>
-      </w:r>
-    </w:p>
-    <w:p>
-      <w:r>
-        <w:t xml:space="preserve">SLU Artdatabanken, 2026. </w:t>
-      </w:r>
-      <w:r>
-        <w:rPr>
-          <w:i/>
-        </w:rPr>
-        <w:t xml:space="preserve">Artfaktablad. Naturvård – artfakta. </w:t>
-      </w:r>
-      <w:r>
-        <w:t>SLU Artdatabanken, Uppsala</w:t>
-      </w:r>
-    </w:p>
-    <w:p>
-      <w:r>
-        <w:br w:type="page"/>
-      </w:r>
-    </w:p>
-    <w:p>
-      <w:pPr>
-        <w:pStyle w:val="Title"/>
-      </w:pPr>
-      <w:r>
-        <w:t>BILAGA 2 – EU:s art- och habitatdirektiv, fågeldirektiv och naturrestaureringsförordning</w:t>
+        <w:t>BILAGA 1 – EU:s art- och habitatdirektiv, fågeldirektiv och naturrestaureringsförordning</w:t>
       </w:r>
     </w:p>
     <w:p>
@@ -1044,7 +834,7 @@
     <w:r>
       <w:tab/>
       <w:tab/>
-      <w:t>2026-09-29</w:t>
+      <w:t>2026-09-30</w:t>
       <w:br/>
       <w:br/>
     </w:r>

--- a/tillsyn/A 49611-2025 tillsynsbegäran.docx
+++ b/tillsyn/A 49611-2025 tillsynsbegäran.docx
@@ -22,7 +22,7 @@
       <w:r>
         <w:drawing>
           <wp:inline xmlns:a="http://schemas.openxmlformats.org/drawingml/2006/main" xmlns:pic="http://schemas.openxmlformats.org/drawingml/2006/picture">
-            <wp:extent cx="5486400" cy="5544846"/>
+            <wp:extent cx="5486400" cy="5663624"/>
             <wp:docPr id="1" name="Picture 1"/>
             <wp:cNvGraphicFramePr>
               <a:graphicFrameLocks noChangeAspect="1"/>
@@ -43,7 +43,7 @@
                   <pic:spPr>
                     <a:xfrm>
                       <a:off x="0" y="0"/>
-                      <a:ext cx="5486400" cy="5544846"/>
+                      <a:ext cx="5486400" cy="5663624"/>
                     </a:xfrm>
                     <a:prstGeom prst="rect"/>
                   </pic:spPr>
@@ -60,12 +60,12 @@
         <w:spacing w:after="240"/>
       </w:pPr>
       <w:r>
-        <w:t>Figur 1. Fyndplatser för naturvårdsarter i och inom 21 meter från avverkningsanmälan. Markörer utan svart kant är placerade på fyndplatsen. Markörer med svart kant är placerade vid sidan av fyndplatsen och har ett svart streck som visar fyndplatsens exakta position. Kartans mittpunktskoordinat är N 6966604, E 413859 i SWEREF 99 TM.</w:t>
+        <w:t>Figur 1. Fyndplatser för naturvårdsarter i och inom 23 meter från avverkningsanmälan. Markörer utan svart kant är placerade på fyndplatsen. Markörer med svart kant är placerade vid sidan av fyndplatsen och har ett svart streck som visar fyndplatsens exakta position. Kartans mittpunktskoordinat är N 6966604, E 413859 i SWEREF 99 TM.</w:t>
       </w:r>
     </w:p>
     <w:p>
       <w:r>
-        <w:t>I och inom 21 meter från avverkningsanmälan finns fynd av 15 naturvårdsarter, varav 13 är rödlistade, 1 är fridlyst, 7 är typiska (T) och 2 är signalarter (S): fläckporing (VU, T), gräddporing (VU, T), laxgröppa (VU), blanksvart spiklav (NT), blågrå svartspik (NT), dvärgbägarlav (NT, T), mörk kolflarnlav (NT), nordtagging (NT), vaddporing (NT), vedflamlav (NT), vedskivlav (NT, T), violmussling (NT, T), vitplätt (NT), plattlummer (S, T, §9) och vedticka (S, T). Se Figur 1.</w:t>
+        <w:t>I och inom 23 meter från avverkningsanmälan finns fynd av 19 naturvårdsarter, varav 16 är rödlistade, 2 är fridlysta, 11 är typiska (T) och 3 är signalarter (S): fläckporing (VU, T), gräddporing (VU, T), laxgröppa (VU), blanksvart spiklav (NT), blågrå svartspik (NT), dvärgbägarlav (NT, T), kolflarnlav (NT, T), lavskrika (NT, T, §4), mörk kolflarnlav (NT), nordtagging (NT), talltagel (NT, T), vaddporing (NT), vedflamlav (NT), vedskivlav (NT, T), violmussling (NT, T), vitplätt (NT), norrlandslav (S, T), plattlummer (S, T, §9) och vedticka (S, T). Se Figur 1.</w:t>
       </w:r>
     </w:p>
     <w:p>
@@ -101,7 +101,7 @@
     </w:p>
     <w:p>
       <w:r>
-        <w:t>Nedan följer beskrivningar av de naturvårdsarter och fridlysta arter som har sina livsmiljöer och växtplatser i den avverkningsanmälda skogen. De påträffade naturvårdsarterna är ett tydligt kvitto på att det rör sig om en skog med höga naturvärden.</w:t>
+        <w:t>Nedan följer beskrivningar av de naturvårdsarter och fridlysta arter som har sina livsmiljöer och växtplatser i den avverkningsanmälda skogen. Se även ytterligare artfakta i BILAGA 1. De påträffade naturvårdsarterna är ett tydligt kvitto på att det rör sig om en skog med höga naturvärden.</w:t>
       </w:r>
     </w:p>
     <w:p>
@@ -202,6 +202,46 @@
         <w:rPr>
           <w:b/>
         </w:rPr>
+        <w:t>Kolflarnlav (NT)</w:t>
+      </w:r>
+      <w:r>
+        <w:t xml:space="preserve"> är brandberoende och växer nästan uteslutande på kolad hård kärnved av tall. Etableringen verkar ske först 100–300 år efter brand och nytt substrat nybildas i mycket begränsad omfattning. Avverkning av tallskog av naturskogskaraktär med spår av återkommande bränder är ett hot och mängden lämplig ved att växa på för arten minskar dels på grund av naturlig nedbrytning men framförallt på grund av att det förstörs i samband med slutavverkningar, gallringar och markberedning. Såväl kolflarnlav som mörk kolflarnlav har glänsande bålfjäll och förekommer främst i tall- och blandbarrskogar av naturskogskaraktär med spår av återkommande bränder. Skogar som dessa hyser höga biologiska värden och bör skyddas. Kolflarnlav är typisk art för </w:t>
+      </w:r>
+      <w:r>
+        <w:rPr>
+          <w:i/>
+        </w:rPr>
+        <w:t>9010 Taiga</w:t>
+      </w:r>
+      <w:r>
+        <w:t xml:space="preserve"> (SLU Artdatabanken, 2024).</w:t>
+      </w:r>
+    </w:p>
+    <w:p>
+      <w:r>
+        <w:rPr>
+          <w:b/>
+        </w:rPr>
+        <w:t>Lavskrika (NT, §4)</w:t>
+      </w:r>
+      <w:r>
+        <w:t xml:space="preserve"> är rödlistad som nära hotad och fridlyst enligt 4§ artskyddsförordningen. Den har minskat med 20 (10–30) % under de senaste 15 åren och minskningstakten bedöms vara nära gränsvärdet för sårbar (VU). Lavskrikan är en mycket stationär fågel, som häckar i äldre, slutna och hänglavsrika barrskogar. Nyckelfaktorer är flerskiktad skog med rik undervegetation samt riklig förekomst av hänglavar. Reviren är livslånga med hemområden som varierar mellan 50 och 150 ha. Inom ett revir av hög kvalitet finns det som regel ett eller flera kärnområden (1–20 ha) med relativt tät flerskiktad granskog. Arten missgynnas när flerskiktad skog omförs till enskiktade bestånd och även röjning och hård gallring är starkt negativt. Lavskrikan har relativt stora hemområden och försvinner när den äldre skogen fragmenteras, särskilt allvarligt är när kärnområdena avverkas. Den försvinner successivt framför allt vid dess utbredningsgränser och populationen har minskat kontinuerligt under 2000-talet. Lavskrika är typisk art för </w:t>
+      </w:r>
+      <w:r>
+        <w:rPr>
+          <w:i/>
+        </w:rPr>
+        <w:t>9010 Taiga</w:t>
+      </w:r>
+      <w:r>
+        <w:t xml:space="preserve"> (SLU Artdatabanken, 2026; Skogsstyrelsen 2016).</w:t>
+      </w:r>
+    </w:p>
+    <w:p>
+      <w:r>
+        <w:rPr>
+          <w:b/>
+        </w:rPr>
         <w:t>Mörk kolflarnlav (NT)</w:t>
       </w:r>
       <w:r>
@@ -224,6 +264,26 @@
         <w:rPr>
           <w:b/>
         </w:rPr>
+        <w:t>Talltagel (NT)</w:t>
+      </w:r>
+      <w:r>
+        <w:t xml:space="preserve"> är en boreal art som förekommer på tall i äldre, öppna tallskogar. Den påverkas negativt av brist på kontinuitetsskog och minskningstakten bedöms vara nära gränsvärdet för Sårbar (VU). Talltagel är typisk art för </w:t>
+      </w:r>
+      <w:r>
+        <w:rPr>
+          <w:i/>
+        </w:rPr>
+        <w:t>9010 Taiga</w:t>
+      </w:r>
+      <w:r>
+        <w:t xml:space="preserve"> (SLU Artdatabanken, 2026).</w:t>
+      </w:r>
+    </w:p>
+    <w:p>
+      <w:r>
+        <w:rPr>
+          <w:b/>
+        </w:rPr>
         <w:t xml:space="preserve">Vaddporing (NT) </w:t>
       </w:r>
       <w:r>
@@ -335,6 +395,35 @@
       </w:r>
       <w:r>
         <w:t xml:space="preserve"> är en nedbrytare av död, hård och torr tallved och orsakar brunröta. Den förekommer mest i äldre, naturskogsliknande tallskog eller blandskog med äldre tall. Arten hotas av avverkning av gammal, senvuxen tall. I södra Sverige råder brist på lämpliga habitat och arten kan inte längre sprida sig utanför sina få kända växtplatser. Lokaler med gammal tall bör undantas från skogsbruk, i synnerhet i södra Sverige (SLU Artdatabanken, 2024).</w:t>
+      </w:r>
+    </w:p>
+    <w:p>
+      <w:r>
+        <w:rPr>
+          <w:b/>
+        </w:rPr>
+        <w:t xml:space="preserve">Norrlandslav </w:t>
+      </w:r>
+      <w:r>
+        <w:t xml:space="preserve">indikerar söder om den naturliga norrlandsgränsen barrskogsbeklädda bergbranter eller andra ostörda skogsmiljöer med höga naturvärden. Norrlandslav är typisk art för </w:t>
+      </w:r>
+      <w:r>
+        <w:rPr>
+          <w:i/>
+        </w:rPr>
+        <w:t xml:space="preserve">9010 Taiga, 8110 Silikatrasmarker </w:t>
+      </w:r>
+      <w:r>
+        <w:t>och</w:t>
+      </w:r>
+      <w:r>
+        <w:rPr>
+          <w:i/>
+        </w:rPr>
+        <w:t xml:space="preserve"> 8120 Kalkrasmarker </w:t>
+      </w:r>
+      <w:r>
+        <w:t>(Nitare &amp; Skogsstyrelsen, 2000; SLU Artdatabanken, 2025).</w:t>
       </w:r>
     </w:p>
     <w:p>
@@ -391,17 +480,39 @@
         <w:pStyle w:val="Heading1"/>
       </w:pPr>
       <w:r>
-        <w:t>Typiska arter och EU:s art- och habitatdirektiv</w:t>
+        <w:t>EU:s fågeldirektiv</w:t>
       </w:r>
     </w:p>
     <w:p>
       <w:r>
-        <w:t>Typiska arter används för att lokalisera områden med gynnsam bevarandestatus för de naturtyper som är listade i EU:s art- och habitatdirektiv. Ett exempel är Västlig taiga (EU-kod 9010) som saknar gynnsam bevarandestatus och minskar starkt som naturtyp i Sverige. Naturvårdsverket skriver i sin vägledning för Västlig taiga att dylika miljöer förutsätter normalt att skogarna skyddas långsiktigt, eftersom skogsbruk inte är förenligt med bevarande av naturtypen i gynnsamt tillstånd (Naturvårdsverket, 2011).</w:t>
+        <w:t xml:space="preserve">Europeiska unionens medlemsländer är skyldiga att agera i enlighet med EU:s fågeldirektiv där det uttryckligen står att direktivet gäller för fåglar samt för deras ägg, bon och </w:t>
+      </w:r>
+      <w:r>
+        <w:rPr>
+          <w:b/>
+        </w:rPr>
+        <w:t xml:space="preserve">livsmiljöer </w:t>
+      </w:r>
+      <w:r>
+        <w:t>(artikel 1). Vidare att de åtgärder som vidtas inte får leda till en försämring av den nuvarande situationen beträffande bevarandet av de fågelarter som avses i artikel 1 (artikel 13). Fågeldirektivet är styrande för tillsynsansvariga myndigheters ärendehantering, ställningstaganden och beslutsfattande.</w:t>
       </w:r>
     </w:p>
     <w:p>
-      <w:r>
-        <w:t>Följande typiska arter har sina livsmiljöer och växtplatser i den avverkningsanmälda skogen: fläckporing (VU, T), gräddporing (VU, T), dvärgbägarlav (NT, T), vedskivlav (NT, T), violmussling (NT, T), plattlummer (S, T, §9) och vedticka (S, T).</w:t>
+      <w:pPr>
+        <w:pStyle w:val="Heading1"/>
+      </w:pPr>
+      <w:r>
+        <w:t>Typiska arter och EU:s art- och habitatdirektiv</w:t>
+      </w:r>
+    </w:p>
+    <w:p>
+      <w:r>
+        <w:t>Typiska arter används för att lokalisera områden med gynnsam bevarandestatus för de naturtyper som är listade i EU:s art- och habitatdirektiv. Ett exempel är Västlig taiga (EU-kod 9010) som saknar gynnsam bevarandestatus och minskar starkt som naturtyp i Sverige. Naturvårdsverket skriver i sin vägledning för Västlig taiga att dylika miljöer förutsätter normalt att skogarna skyddas långsiktigt, eftersom skogsbruk inte är förenligt med bevarande av naturtypen i gynnsamt tillstånd (Naturvårdsverket, 2011).</w:t>
+      </w:r>
+    </w:p>
+    <w:p>
+      <w:r>
+        <w:t>Följande typiska arter har sina livsmiljöer och växtplatser i den avverkningsanmälda skogen: fläckporing (VU, T), gräddporing (VU, T), dvärgbägarlav (NT, T), kolflarnlav (NT, T), lavskrika (NT, T, §4), talltagel (NT, T), vedskivlav (NT, T), violmussling (NT, T), norrlandslav (S, T), plattlummer (S, T, §9) och vedticka (S, T).</w:t>
       </w:r>
     </w:p>
     <w:p>
@@ -468,7 +579,106 @@
         <w:pStyle w:val="Title"/>
       </w:pPr>
       <w:r>
-        <w:t>BILAGA 1 – EU:s art- och habitatdirektiv, fågeldirektiv och naturrestaureringsförordning</w:t>
+        <w:t>BILAGA 1 – Fridlysta arter</w:t>
+      </w:r>
+    </w:p>
+    <w:p>
+      <w:pPr>
+        <w:pStyle w:val="Heading1"/>
+      </w:pPr>
+      <w:r>
+        <w:t>Lavskrika – ekologi samt krav på livsmiljön</w:t>
+      </w:r>
+    </w:p>
+    <w:p>
+      <w:r>
+        <w:t>Lavskrika är rödlistad som nära hotad (NT), fridlyst enligt 4 § artskyddsförordningen (2007:845) och ingår i förteckningen över prioriterade arter i Skogsstyrelsens föreskrifter och allmänna råd (SKSFS 2011:7) bilaga 4. Lavskrikan är en mycket stationär fågel, som häckar i äldre, slutna och hänglavsrika barrskogar. Nyckelfaktorer är flerskiktad skog med rik undervegetation samt riklig förekomst av hänglavar (SLU Artdatabanken, 2026).</w:t>
+      </w:r>
+    </w:p>
+    <w:p>
+      <w:r>
+        <w:t xml:space="preserve">I Skogsstyrelsens vägledning för hänsyn till fåglar står bland annat att: </w:t>
+      </w:r>
+      <w:r>
+        <w:rPr>
+          <w:i/>
+        </w:rPr>
+        <w:t>“Reviren är livslånga med hemområden som varierar mellan 50 och 150 ha. Hemområdena har inga fasta gränser utan det handlar mera om de yttre gränserna för familjegruppernas rörelser. Lavskrikan undviker att förflytta sig över stora öppna områden och hemområdesstorleken är därför större i områden fragmenterade av hyggen och yngre skog än i områden med i sammanhängande äldre skog. Det finns studier som antyder att det inom ett revir bör finnas maximalt 15 % öppna ytor och ungskog. Inom ett revir av hög kvalitet finns det som regel ett eller flera kärnområden (1–20 ha) med relativt tät flerskiktad granskog.”</w:t>
+      </w:r>
+      <w:r>
+        <w:t xml:space="preserve"> Vidare att: </w:t>
+      </w:r>
+      <w:r>
+        <w:rPr>
+          <w:i/>
+        </w:rPr>
+        <w:t>“Arten missgynnas när flerskiktad skog omförs till enskiktade bestånd. Även skogsskötsel med återkommande röjning och hård gallring är starkt negativt. Lavskrikan har relativt stora hemområden och försvinner när den äldre skogen fragmenteras, särskilt allvarligt är när kärnområdena avverkas.”</w:t>
+      </w:r>
+      <w:r>
+        <w:t xml:space="preserve"> (Skogsstyrelsen 2016).</w:t>
+      </w:r>
+    </w:p>
+    <w:p>
+      <w:r>
+        <w:t xml:space="preserve">Populationen har minskat med 20 (10–30) % under de senaste 15 åren och minskningstakten bedöms vara nära gränsvärdet för sårbar (VU). Arten försvinner successivt framför allt vid dess utbredningsgränser och populationen har minskat kontinuerligt under 2000-talet. Lavskrika är typisk art för </w:t>
+      </w:r>
+      <w:r>
+        <w:rPr>
+          <w:i/>
+        </w:rPr>
+        <w:t>9010 Taiga</w:t>
+      </w:r>
+      <w:r>
+        <w:t xml:space="preserve"> (SLU Artdatabanken, 2026).</w:t>
+      </w:r>
+    </w:p>
+    <w:p>
+      <w:pPr>
+        <w:pStyle w:val="Heading2"/>
+      </w:pPr>
+      <w:r>
+        <w:t>Referenser – lavskrika</w:t>
+      </w:r>
+    </w:p>
+    <w:p>
+      <w:r>
+        <w:t xml:space="preserve">Skogsstyrelsen, 2016. </w:t>
+      </w:r>
+      <w:r>
+        <w:rPr>
+          <w:i/>
+        </w:rPr>
+        <w:t xml:space="preserve">Vägledning för hänsyn till fåglar – lavskrika. </w:t>
+      </w:r>
+      <w:r>
+        <w:t>https://www.skogsstyrelsen.se/globalassets/lag-och-tillsyn/artskydd/vagledningar-for-hansyn-till-faglar/lavskrika-vagledning-hansyn.pdf</w:t>
+      </w:r>
+    </w:p>
+    <w:p>
+      <w:r>
+        <w:t xml:space="preserve">SLU Artdatabanken, 2026. </w:t>
+      </w:r>
+      <w:r>
+        <w:rPr>
+          <w:i/>
+        </w:rPr>
+        <w:t xml:space="preserve">Artfaktablad. Naturvård – artfakta. </w:t>
+      </w:r>
+      <w:r>
+        <w:t>SLU Artdatabanken, Uppsala</w:t>
+      </w:r>
+    </w:p>
+    <w:p>
+      <w:r>
+        <w:br w:type="page"/>
+      </w:r>
+    </w:p>
+    <w:p>
+      <w:pPr>
+        <w:pStyle w:val="Title"/>
+      </w:pPr>
+      <w:r>
+        <w:t>BILAGA 2 – EU:s art- och habitatdirektiv, fågeldirektiv och naturrestaureringsförordning</w:t>
       </w:r>
     </w:p>
     <w:p>
@@ -834,7 +1044,7 @@
     <w:r>
       <w:tab/>
       <w:tab/>
-      <w:t>2026-09-30</w:t>
+      <w:t>2026-10-01</w:t>
       <w:br/>
       <w:br/>
     </w:r>

--- a/tillsyn/A 49611-2025 tillsynsbegäran.docx
+++ b/tillsyn/A 49611-2025 tillsynsbegäran.docx
@@ -1044,7 +1044,7 @@
     <w:r>
       <w:tab/>
       <w:tab/>
-      <w:t>2026-10-01</w:t>
+      <w:t>2026-10-02</w:t>
       <w:br/>
       <w:br/>
     </w:r>

--- a/tillsyn/A 49611-2025 tillsynsbegäran.docx
+++ b/tillsyn/A 49611-2025 tillsynsbegäran.docx
@@ -1044,7 +1044,7 @@
     <w:r>
       <w:tab/>
       <w:tab/>
-      <w:t>2026-10-02</w:t>
+      <w:t>2026-10-03</w:t>
       <w:br/>
       <w:br/>
     </w:r>

--- a/tillsyn/A 49611-2025 tillsynsbegäran.docx
+++ b/tillsyn/A 49611-2025 tillsynsbegäran.docx
@@ -1044,7 +1044,7 @@
     <w:r>
       <w:tab/>
       <w:tab/>
-      <w:t>2026-10-03</w:t>
+      <w:t>2026-10-04</w:t>
       <w:br/>
       <w:br/>
     </w:r>

--- a/tillsyn/A 49611-2025 tillsynsbegäran.docx
+++ b/tillsyn/A 49611-2025 tillsynsbegäran.docx
@@ -1044,7 +1044,7 @@
     <w:r>
       <w:tab/>
       <w:tab/>
-      <w:t>2026-10-04</w:t>
+      <w:t>2026-10-05</w:t>
       <w:br/>
       <w:br/>
     </w:r>

--- a/tillsyn/A 49611-2025 tillsynsbegäran.docx
+++ b/tillsyn/A 49611-2025 tillsynsbegäran.docx
@@ -1044,7 +1044,7 @@
     <w:r>
       <w:tab/>
       <w:tab/>
-      <w:t>2026-10-05</w:t>
+      <w:t>2026-10-06</w:t>
       <w:br/>
       <w:br/>
     </w:r>

--- a/tillsyn/A 49611-2025 tillsynsbegäran.docx
+++ b/tillsyn/A 49611-2025 tillsynsbegäran.docx
@@ -1044,7 +1044,7 @@
     <w:r>
       <w:tab/>
       <w:tab/>
-      <w:t>2026-10-06</w:t>
+      <w:t>2026-10-07</w:t>
       <w:br/>
       <w:br/>
     </w:r>

--- a/tillsyn/A 49611-2025 tillsynsbegäran.docx
+++ b/tillsyn/A 49611-2025 tillsynsbegäran.docx
@@ -1044,7 +1044,7 @@
     <w:r>
       <w:tab/>
       <w:tab/>
-      <w:t>2026-10-07</w:t>
+      <w:t>2026-10-08</w:t>
       <w:br/>
       <w:br/>
     </w:r>

--- a/tillsyn/A 49611-2025 tillsynsbegäran.docx
+++ b/tillsyn/A 49611-2025 tillsynsbegäran.docx
@@ -1044,7 +1044,7 @@
     <w:r>
       <w:tab/>
       <w:tab/>
-      <w:t>2026-10-08</w:t>
+      <w:t>2026-10-09</w:t>
       <w:br/>
       <w:br/>
     </w:r>

--- a/tillsyn/A 49611-2025 tillsynsbegäran.docx
+++ b/tillsyn/A 49611-2025 tillsynsbegäran.docx
@@ -22,7 +22,7 @@
       <w:r>
         <w:drawing>
           <wp:inline xmlns:a="http://schemas.openxmlformats.org/drawingml/2006/main" xmlns:pic="http://schemas.openxmlformats.org/drawingml/2006/picture">
-            <wp:extent cx="5486400" cy="5663624"/>
+            <wp:extent cx="5486400" cy="5544846"/>
             <wp:docPr id="1" name="Picture 1"/>
             <wp:cNvGraphicFramePr>
               <a:graphicFrameLocks noChangeAspect="1"/>
@@ -43,7 +43,7 @@
                   <pic:spPr>
                     <a:xfrm>
                       <a:off x="0" y="0"/>
-                      <a:ext cx="5486400" cy="5663624"/>
+                      <a:ext cx="5486400" cy="5544846"/>
                     </a:xfrm>
                     <a:prstGeom prst="rect"/>
                   </pic:spPr>
@@ -60,12 +60,12 @@
         <w:spacing w:after="240"/>
       </w:pPr>
       <w:r>
-        <w:t>Figur 1. Fyndplatser för naturvårdsarter i och inom 23 meter från avverkningsanmälan. Markörer utan svart kant är placerade på fyndplatsen. Markörer med svart kant är placerade vid sidan av fyndplatsen och har ett svart streck som visar fyndplatsens exakta position. Kartans mittpunktskoordinat är N 6966604, E 413859 i SWEREF 99 TM.</w:t>
+        <w:t>Figur 1. Fyndplatser för naturvårdsarter i och inom 21 meter från avverkningsanmälan. Markörer utan svart kant är placerade på fyndplatsen. Markörer med svart kant är placerade vid sidan av fyndplatsen och har ett svart streck som visar fyndplatsens exakta position. Kartans mittpunktskoordinat är N 6966604, E 413859 i SWEREF 99 TM.</w:t>
       </w:r>
     </w:p>
     <w:p>
       <w:r>
-        <w:t>I och inom 23 meter från avverkningsanmälan finns fynd av 19 naturvårdsarter, varav 16 är rödlistade, 2 är fridlysta, 11 är typiska (T) och 3 är signalarter (S): fläckporing (VU, T), gräddporing (VU, T), laxgröppa (VU), blanksvart spiklav (NT), blågrå svartspik (NT), dvärgbägarlav (NT, T), kolflarnlav (NT, T), lavskrika (NT, T, §4), mörk kolflarnlav (NT), nordtagging (NT), talltagel (NT, T), vaddporing (NT), vedflamlav (NT), vedskivlav (NT, T), violmussling (NT, T), vitplätt (NT), norrlandslav (S, T), plattlummer (S, T, §9) och vedticka (S, T). Se Figur 1.</w:t>
+        <w:t>I och inom 21 meter från avverkningsanmälan finns fynd av 15 naturvårdsarter, varav 13 är rödlistade, 1 är fridlyst, 7 är typiska (T) och 2 är signalarter (S): fläckporing (VU, T), gräddporing (VU, T), laxgröppa (VU), blanksvart spiklav (NT), blågrå svartspik (NT), dvärgbägarlav (NT, T), mörk kolflarnlav (NT), nordtagging (NT), vaddporing (NT), vedflamlav (NT), vedskivlav (NT, T), violmussling (NT, T), vitplätt (NT), plattlummer (S, T, §9) och vedticka (S, T). Se Figur 1.</w:t>
       </w:r>
     </w:p>
     <w:p>
@@ -101,7 +101,7 @@
     </w:p>
     <w:p>
       <w:r>
-        <w:t>Nedan följer beskrivningar av de naturvårdsarter och fridlysta arter som har sina livsmiljöer och växtplatser i den avverkningsanmälda skogen. Se även ytterligare artfakta i BILAGA 1. De påträffade naturvårdsarterna är ett tydligt kvitto på att det rör sig om en skog med höga naturvärden.</w:t>
+        <w:t>Nedan följer beskrivningar av de naturvårdsarter och fridlysta arter som har sina livsmiljöer och växtplatser i den avverkningsanmälda skogen. De påträffade naturvårdsarterna är ett tydligt kvitto på att det rör sig om en skog med höga naturvärden.</w:t>
       </w:r>
     </w:p>
     <w:p>
@@ -202,46 +202,6 @@
         <w:rPr>
           <w:b/>
         </w:rPr>
-        <w:t>Kolflarnlav (NT)</w:t>
-      </w:r>
-      <w:r>
-        <w:t xml:space="preserve"> är brandberoende och växer nästan uteslutande på kolad hård kärnved av tall. Etableringen verkar ske först 100–300 år efter brand och nytt substrat nybildas i mycket begränsad omfattning. Avverkning av tallskog av naturskogskaraktär med spår av återkommande bränder är ett hot och mängden lämplig ved att växa på för arten minskar dels på grund av naturlig nedbrytning men framförallt på grund av att det förstörs i samband med slutavverkningar, gallringar och markberedning. Såväl kolflarnlav som mörk kolflarnlav har glänsande bålfjäll och förekommer främst i tall- och blandbarrskogar av naturskogskaraktär med spår av återkommande bränder. Skogar som dessa hyser höga biologiska värden och bör skyddas. Kolflarnlav är typisk art för </w:t>
-      </w:r>
-      <w:r>
-        <w:rPr>
-          <w:i/>
-        </w:rPr>
-        <w:t>9010 Taiga</w:t>
-      </w:r>
-      <w:r>
-        <w:t xml:space="preserve"> (SLU Artdatabanken, 2024).</w:t>
-      </w:r>
-    </w:p>
-    <w:p>
-      <w:r>
-        <w:rPr>
-          <w:b/>
-        </w:rPr>
-        <w:t>Lavskrika (NT, §4)</w:t>
-      </w:r>
-      <w:r>
-        <w:t xml:space="preserve"> är rödlistad som nära hotad och fridlyst enligt 4§ artskyddsförordningen. Den har minskat med 20 (10–30) % under de senaste 15 åren och minskningstakten bedöms vara nära gränsvärdet för sårbar (VU). Lavskrikan är en mycket stationär fågel, som häckar i äldre, slutna och hänglavsrika barrskogar. Nyckelfaktorer är flerskiktad skog med rik undervegetation samt riklig förekomst av hänglavar. Reviren är livslånga med hemområden som varierar mellan 50 och 150 ha. Inom ett revir av hög kvalitet finns det som regel ett eller flera kärnområden (1–20 ha) med relativt tät flerskiktad granskog. Arten missgynnas när flerskiktad skog omförs till enskiktade bestånd och även röjning och hård gallring är starkt negativt. Lavskrikan har relativt stora hemområden och försvinner när den äldre skogen fragmenteras, särskilt allvarligt är när kärnområdena avverkas. Den försvinner successivt framför allt vid dess utbredningsgränser och populationen har minskat kontinuerligt under 2000-talet. Lavskrika är typisk art för </w:t>
-      </w:r>
-      <w:r>
-        <w:rPr>
-          <w:i/>
-        </w:rPr>
-        <w:t>9010 Taiga</w:t>
-      </w:r>
-      <w:r>
-        <w:t xml:space="preserve"> (SLU Artdatabanken, 2026; Skogsstyrelsen 2016).</w:t>
-      </w:r>
-    </w:p>
-    <w:p>
-      <w:r>
-        <w:rPr>
-          <w:b/>
-        </w:rPr>
         <w:t>Mörk kolflarnlav (NT)</w:t>
       </w:r>
       <w:r>
@@ -257,26 +217,6 @@
       </w:r>
       <w:r>
         <w:t xml:space="preserve"> växer främst på tallågor av grövre dimensioner och påträffas huvudsakligen i äldre skog som inte kalavverkats. Nordtaggingen missgynnas av att områden med äldre tallskog har minskat starkt. Bekämpning av skogsbränder, samtidigt som skogsbruket omvandlar naturligt glesa tallbestånd till likartade och betydligt tätare bestånd, har missgynnat arten. Bristen på gamla tallågor utgör på sikt ett allvarligt hot och återskapandet av lämpliga biotoper tar mycket lång tid. Områden med olikåldriga bestånd av tall och med stort inslag av äldre träd bör undantas från skoglig produktion (SLU Artdatabanken, 2024).</w:t>
-      </w:r>
-    </w:p>
-    <w:p>
-      <w:r>
-        <w:rPr>
-          <w:b/>
-        </w:rPr>
-        <w:t>Talltagel (NT)</w:t>
-      </w:r>
-      <w:r>
-        <w:t xml:space="preserve"> är en boreal art som förekommer på tall i äldre, öppna tallskogar. Den påverkas negativt av brist på kontinuitetsskog och minskningstakten bedöms vara nära gränsvärdet för Sårbar (VU). Talltagel är typisk art för </w:t>
-      </w:r>
-      <w:r>
-        <w:rPr>
-          <w:i/>
-        </w:rPr>
-        <w:t>9010 Taiga</w:t>
-      </w:r>
-      <w:r>
-        <w:t xml:space="preserve"> (SLU Artdatabanken, 2026).</w:t>
       </w:r>
     </w:p>
     <w:p>
@@ -402,35 +342,6 @@
         <w:rPr>
           <w:b/>
         </w:rPr>
-        <w:t xml:space="preserve">Norrlandslav </w:t>
-      </w:r>
-      <w:r>
-        <w:t xml:space="preserve">indikerar söder om den naturliga norrlandsgränsen barrskogsbeklädda bergbranter eller andra ostörda skogsmiljöer med höga naturvärden. Norrlandslav är typisk art för </w:t>
-      </w:r>
-      <w:r>
-        <w:rPr>
-          <w:i/>
-        </w:rPr>
-        <w:t xml:space="preserve">9010 Taiga, 8110 Silikatrasmarker </w:t>
-      </w:r>
-      <w:r>
-        <w:t>och</w:t>
-      </w:r>
-      <w:r>
-        <w:rPr>
-          <w:i/>
-        </w:rPr>
-        <w:t xml:space="preserve"> 8120 Kalkrasmarker </w:t>
-      </w:r>
-      <w:r>
-        <w:t>(Nitare &amp; Skogsstyrelsen, 2000; SLU Artdatabanken, 2025).</w:t>
-      </w:r>
-    </w:p>
-    <w:p>
-      <w:r>
-        <w:rPr>
-          <w:b/>
-        </w:rPr>
         <w:t>Plattlummer (§9)</w:t>
       </w:r>
       <w:r>
@@ -480,28 +391,6 @@
         <w:pStyle w:val="Heading1"/>
       </w:pPr>
       <w:r>
-        <w:t>EU:s fågeldirektiv</w:t>
-      </w:r>
-    </w:p>
-    <w:p>
-      <w:r>
-        <w:t xml:space="preserve">Europeiska unionens medlemsländer är skyldiga att agera i enlighet med EU:s fågeldirektiv där det uttryckligen står att direktivet gäller för fåglar samt för deras ägg, bon och </w:t>
-      </w:r>
-      <w:r>
-        <w:rPr>
-          <w:b/>
-        </w:rPr>
-        <w:t xml:space="preserve">livsmiljöer </w:t>
-      </w:r>
-      <w:r>
-        <w:t>(artikel 1). Vidare att de åtgärder som vidtas inte får leda till en försämring av den nuvarande situationen beträffande bevarandet av de fågelarter som avses i artikel 1 (artikel 13). Fågeldirektivet är styrande för tillsynsansvariga myndigheters ärendehantering, ställningstaganden och beslutsfattande.</w:t>
-      </w:r>
-    </w:p>
-    <w:p>
-      <w:pPr>
-        <w:pStyle w:val="Heading1"/>
-      </w:pPr>
-      <w:r>
         <w:t>Typiska arter och EU:s art- och habitatdirektiv</w:t>
       </w:r>
     </w:p>
@@ -512,7 +401,7 @@
     </w:p>
     <w:p>
       <w:r>
-        <w:t>Följande typiska arter har sina livsmiljöer och växtplatser i den avverkningsanmälda skogen: fläckporing (VU, T), gräddporing (VU, T), dvärgbägarlav (NT, T), kolflarnlav (NT, T), lavskrika (NT, T, §4), talltagel (NT, T), vedskivlav (NT, T), violmussling (NT, T), norrlandslav (S, T), plattlummer (S, T, §9) och vedticka (S, T).</w:t>
+        <w:t>Följande typiska arter har sina livsmiljöer och växtplatser i den avverkningsanmälda skogen: fläckporing (VU, T), gräddporing (VU, T), dvärgbägarlav (NT, T), vedskivlav (NT, T), violmussling (NT, T), plattlummer (S, T, §9) och vedticka (S, T).</w:t>
       </w:r>
     </w:p>
     <w:p>
@@ -579,106 +468,7 @@
         <w:pStyle w:val="Title"/>
       </w:pPr>
       <w:r>
-        <w:t>BILAGA 1 – Fridlysta arter</w:t>
-      </w:r>
-    </w:p>
-    <w:p>
-      <w:pPr>
-        <w:pStyle w:val="Heading1"/>
-      </w:pPr>
-      <w:r>
-        <w:t>Lavskrika – ekologi samt krav på livsmiljön</w:t>
-      </w:r>
-    </w:p>
-    <w:p>
-      <w:r>
-        <w:t>Lavskrika är rödlistad som nära hotad (NT), fridlyst enligt 4 § artskyddsförordningen (2007:845) och ingår i förteckningen över prioriterade arter i Skogsstyrelsens föreskrifter och allmänna råd (SKSFS 2011:7) bilaga 4. Lavskrikan är en mycket stationär fågel, som häckar i äldre, slutna och hänglavsrika barrskogar. Nyckelfaktorer är flerskiktad skog med rik undervegetation samt riklig förekomst av hänglavar (SLU Artdatabanken, 2026).</w:t>
-      </w:r>
-    </w:p>
-    <w:p>
-      <w:r>
-        <w:t xml:space="preserve">I Skogsstyrelsens vägledning för hänsyn till fåglar står bland annat att: </w:t>
-      </w:r>
-      <w:r>
-        <w:rPr>
-          <w:i/>
-        </w:rPr>
-        <w:t>“Reviren är livslånga med hemområden som varierar mellan 50 och 150 ha. Hemområdena har inga fasta gränser utan det handlar mera om de yttre gränserna för familjegruppernas rörelser. Lavskrikan undviker att förflytta sig över stora öppna områden och hemområdesstorleken är därför större i områden fragmenterade av hyggen och yngre skog än i områden med i sammanhängande äldre skog. Det finns studier som antyder att det inom ett revir bör finnas maximalt 15 % öppna ytor och ungskog. Inom ett revir av hög kvalitet finns det som regel ett eller flera kärnområden (1–20 ha) med relativt tät flerskiktad granskog.”</w:t>
-      </w:r>
-      <w:r>
-        <w:t xml:space="preserve"> Vidare att: </w:t>
-      </w:r>
-      <w:r>
-        <w:rPr>
-          <w:i/>
-        </w:rPr>
-        <w:t>“Arten missgynnas när flerskiktad skog omförs till enskiktade bestånd. Även skogsskötsel med återkommande röjning och hård gallring är starkt negativt. Lavskrikan har relativt stora hemområden och försvinner när den äldre skogen fragmenteras, särskilt allvarligt är när kärnområdena avverkas.”</w:t>
-      </w:r>
-      <w:r>
-        <w:t xml:space="preserve"> (Skogsstyrelsen 2016).</w:t>
-      </w:r>
-    </w:p>
-    <w:p>
-      <w:r>
-        <w:t xml:space="preserve">Populationen har minskat med 20 (10–30) % under de senaste 15 åren och minskningstakten bedöms vara nära gränsvärdet för sårbar (VU). Arten försvinner successivt framför allt vid dess utbredningsgränser och populationen har minskat kontinuerligt under 2000-talet. Lavskrika är typisk art för </w:t>
-      </w:r>
-      <w:r>
-        <w:rPr>
-          <w:i/>
-        </w:rPr>
-        <w:t>9010 Taiga</w:t>
-      </w:r>
-      <w:r>
-        <w:t xml:space="preserve"> (SLU Artdatabanken, 2026).</w:t>
-      </w:r>
-    </w:p>
-    <w:p>
-      <w:pPr>
-        <w:pStyle w:val="Heading2"/>
-      </w:pPr>
-      <w:r>
-        <w:t>Referenser – lavskrika</w:t>
-      </w:r>
-    </w:p>
-    <w:p>
-      <w:r>
-        <w:t xml:space="preserve">Skogsstyrelsen, 2016. </w:t>
-      </w:r>
-      <w:r>
-        <w:rPr>
-          <w:i/>
-        </w:rPr>
-        <w:t xml:space="preserve">Vägledning för hänsyn till fåglar – lavskrika. </w:t>
-      </w:r>
-      <w:r>
-        <w:t>https://www.skogsstyrelsen.se/globalassets/lag-och-tillsyn/artskydd/vagledningar-for-hansyn-till-faglar/lavskrika-vagledning-hansyn.pdf</w:t>
-      </w:r>
-    </w:p>
-    <w:p>
-      <w:r>
-        <w:t xml:space="preserve">SLU Artdatabanken, 2026. </w:t>
-      </w:r>
-      <w:r>
-        <w:rPr>
-          <w:i/>
-        </w:rPr>
-        <w:t xml:space="preserve">Artfaktablad. Naturvård – artfakta. </w:t>
-      </w:r>
-      <w:r>
-        <w:t>SLU Artdatabanken, Uppsala</w:t>
-      </w:r>
-    </w:p>
-    <w:p>
-      <w:r>
-        <w:br w:type="page"/>
-      </w:r>
-    </w:p>
-    <w:p>
-      <w:pPr>
-        <w:pStyle w:val="Title"/>
-      </w:pPr>
-      <w:r>
-        <w:t>BILAGA 2 – EU:s art- och habitatdirektiv, fågeldirektiv och naturrestaureringsförordning</w:t>
+        <w:t>BILAGA 1 – EU:s art- och habitatdirektiv, fågeldirektiv och naturrestaureringsförordning</w:t>
       </w:r>
     </w:p>
     <w:p>
@@ -1044,7 +834,7 @@
     <w:r>
       <w:tab/>
       <w:tab/>
-      <w:t>2026-10-09</w:t>
+      <w:t>2026-10-10</w:t>
       <w:br/>
       <w:br/>
     </w:r>

--- a/tillsyn/A 49611-2025 tillsynsbegäran.docx
+++ b/tillsyn/A 49611-2025 tillsynsbegäran.docx
@@ -22,7 +22,7 @@
       <w:r>
         <w:drawing>
           <wp:inline xmlns:a="http://schemas.openxmlformats.org/drawingml/2006/main" xmlns:pic="http://schemas.openxmlformats.org/drawingml/2006/picture">
-            <wp:extent cx="5486400" cy="5544846"/>
+            <wp:extent cx="5486400" cy="5663624"/>
             <wp:docPr id="1" name="Picture 1"/>
             <wp:cNvGraphicFramePr>
               <a:graphicFrameLocks noChangeAspect="1"/>
@@ -43,7 +43,7 @@
                   <pic:spPr>
                     <a:xfrm>
                       <a:off x="0" y="0"/>
-                      <a:ext cx="5486400" cy="5544846"/>
+                      <a:ext cx="5486400" cy="5663624"/>
                     </a:xfrm>
                     <a:prstGeom prst="rect"/>
                   </pic:spPr>
@@ -60,12 +60,12 @@
         <w:spacing w:after="240"/>
       </w:pPr>
       <w:r>
-        <w:t>Figur 1. Fyndplatser för naturvårdsarter i och inom 21 meter från avverkningsanmälan. Markörer utan svart kant är placerade på fyndplatsen. Markörer med svart kant är placerade vid sidan av fyndplatsen och har ett svart streck som visar fyndplatsens exakta position. Kartans mittpunktskoordinat är N 6966604, E 413859 i SWEREF 99 TM.</w:t>
+        <w:t>Figur 1. Fyndplatser för naturvårdsarter i och inom 23 meter från avverkningsanmälan. Markörer utan svart kant är placerade på fyndplatsen. Markörer med svart kant är placerade vid sidan av fyndplatsen och har ett svart streck som visar fyndplatsens exakta position. Kartans mittpunktskoordinat är N 6966604, E 413859 i SWEREF 99 TM.</w:t>
       </w:r>
     </w:p>
     <w:p>
       <w:r>
-        <w:t>I och inom 21 meter från avverkningsanmälan finns fynd av 15 naturvårdsarter, varav 13 är rödlistade, 1 är fridlyst, 7 är typiska (T) och 2 är signalarter (S): fläckporing (VU, T), gräddporing (VU, T), laxgröppa (VU), blanksvart spiklav (NT), blågrå svartspik (NT), dvärgbägarlav (NT, T), mörk kolflarnlav (NT), nordtagging (NT), vaddporing (NT), vedflamlav (NT), vedskivlav (NT, T), violmussling (NT, T), vitplätt (NT), plattlummer (S, T, §9) och vedticka (S, T). Se Figur 1.</w:t>
+        <w:t>I och inom 23 meter från avverkningsanmälan finns fynd av 19 naturvårdsarter, varav 16 är rödlistade, 2 är fridlysta, 11 är typiska (T) och 3 är signalarter (S): fläckporing (VU, T), gräddporing (VU, T), laxgröppa (VU), blanksvart spiklav (NT), blågrå svartspik (NT), dvärgbägarlav (NT, T), kolflarnlav (NT, T), lavskrika (NT, T, §4), mörk kolflarnlav (NT), nordtagging (NT), talltagel (NT, T), vaddporing (NT), vedflamlav (NT), vedskivlav (NT, T), violmussling (NT, T), vitplätt (NT), norrlandslav (S, T), plattlummer (S, T, §9) och vedticka (S, T). Se Figur 1.</w:t>
       </w:r>
     </w:p>
     <w:p>
@@ -101,7 +101,7 @@
     </w:p>
     <w:p>
       <w:r>
-        <w:t>Nedan följer beskrivningar av de naturvårdsarter och fridlysta arter som har sina livsmiljöer och växtplatser i den avverkningsanmälda skogen. De påträffade naturvårdsarterna är ett tydligt kvitto på att det rör sig om en skog med höga naturvärden.</w:t>
+        <w:t>Nedan följer beskrivningar av de naturvårdsarter och fridlysta arter som har sina livsmiljöer och växtplatser i den avverkningsanmälda skogen. Se även ytterligare artfakta i BILAGA 1. De påträffade naturvårdsarterna är ett tydligt kvitto på att det rör sig om en skog med höga naturvärden.</w:t>
       </w:r>
     </w:p>
     <w:p>
@@ -202,6 +202,46 @@
         <w:rPr>
           <w:b/>
         </w:rPr>
+        <w:t>Kolflarnlav (NT)</w:t>
+      </w:r>
+      <w:r>
+        <w:t xml:space="preserve"> är brandberoende och växer nästan uteslutande på kolad hård kärnved av tall. Etableringen verkar ske först 100–300 år efter brand och nytt substrat nybildas i mycket begränsad omfattning. Avverkning av tallskog av naturskogskaraktär med spår av återkommande bränder är ett hot och mängden lämplig ved att växa på för arten minskar dels på grund av naturlig nedbrytning men framförallt på grund av att det förstörs i samband med slutavverkningar, gallringar och markberedning. Såväl kolflarnlav som mörk kolflarnlav har glänsande bålfjäll och förekommer främst i tall- och blandbarrskogar av naturskogskaraktär med spår av återkommande bränder. Skogar som dessa hyser höga biologiska värden och bör skyddas. Kolflarnlav är typisk art för </w:t>
+      </w:r>
+      <w:r>
+        <w:rPr>
+          <w:i/>
+        </w:rPr>
+        <w:t>9010 Taiga</w:t>
+      </w:r>
+      <w:r>
+        <w:t xml:space="preserve"> (SLU Artdatabanken, 2024).</w:t>
+      </w:r>
+    </w:p>
+    <w:p>
+      <w:r>
+        <w:rPr>
+          <w:b/>
+        </w:rPr>
+        <w:t>Lavskrika (NT, §4)</w:t>
+      </w:r>
+      <w:r>
+        <w:t xml:space="preserve"> är rödlistad som nära hotad och fridlyst enligt 4§ artskyddsförordningen. Den har minskat med 20 (10–30) % under de senaste 15 åren och minskningstakten bedöms vara nära gränsvärdet för sårbar (VU). Lavskrikan är en mycket stationär fågel, som häckar i äldre, slutna och hänglavsrika barrskogar. Nyckelfaktorer är flerskiktad skog med rik undervegetation samt riklig förekomst av hänglavar. Reviren är livslånga med hemområden som varierar mellan 50 och 150 ha. Inom ett revir av hög kvalitet finns det som regel ett eller flera kärnområden (1–20 ha) med relativt tät flerskiktad granskog. Arten missgynnas när flerskiktad skog omförs till enskiktade bestånd och även röjning och hård gallring är starkt negativt. Lavskrikan har relativt stora hemområden och försvinner när den äldre skogen fragmenteras, särskilt allvarligt är när kärnområdena avverkas. Den försvinner successivt framför allt vid dess utbredningsgränser och populationen har minskat kontinuerligt under 2000-talet. Lavskrika är typisk art för </w:t>
+      </w:r>
+      <w:r>
+        <w:rPr>
+          <w:i/>
+        </w:rPr>
+        <w:t>9010 Taiga</w:t>
+      </w:r>
+      <w:r>
+        <w:t xml:space="preserve"> (SLU Artdatabanken, 2026; Skogsstyrelsen 2016).</w:t>
+      </w:r>
+    </w:p>
+    <w:p>
+      <w:r>
+        <w:rPr>
+          <w:b/>
+        </w:rPr>
         <w:t>Mörk kolflarnlav (NT)</w:t>
       </w:r>
       <w:r>
@@ -224,6 +264,26 @@
         <w:rPr>
           <w:b/>
         </w:rPr>
+        <w:t>Talltagel (NT)</w:t>
+      </w:r>
+      <w:r>
+        <w:t xml:space="preserve"> är en boreal art som förekommer på tall i äldre, öppna tallskogar. Den påverkas negativt av brist på kontinuitetsskog och minskningstakten bedöms vara nära gränsvärdet för Sårbar (VU). Talltagel är typisk art för </w:t>
+      </w:r>
+      <w:r>
+        <w:rPr>
+          <w:i/>
+        </w:rPr>
+        <w:t>9010 Taiga</w:t>
+      </w:r>
+      <w:r>
+        <w:t xml:space="preserve"> (SLU Artdatabanken, 2026).</w:t>
+      </w:r>
+    </w:p>
+    <w:p>
+      <w:r>
+        <w:rPr>
+          <w:b/>
+        </w:rPr>
         <w:t xml:space="preserve">Vaddporing (NT) </w:t>
       </w:r>
       <w:r>
@@ -335,6 +395,35 @@
       </w:r>
       <w:r>
         <w:t xml:space="preserve"> är en nedbrytare av död, hård och torr tallved och orsakar brunröta. Den förekommer mest i äldre, naturskogsliknande tallskog eller blandskog med äldre tall. Arten hotas av avverkning av gammal, senvuxen tall. I södra Sverige råder brist på lämpliga habitat och arten kan inte längre sprida sig utanför sina få kända växtplatser. Lokaler med gammal tall bör undantas från skogsbruk, i synnerhet i södra Sverige (SLU Artdatabanken, 2024).</w:t>
+      </w:r>
+    </w:p>
+    <w:p>
+      <w:r>
+        <w:rPr>
+          <w:b/>
+        </w:rPr>
+        <w:t xml:space="preserve">Norrlandslav </w:t>
+      </w:r>
+      <w:r>
+        <w:t xml:space="preserve">indikerar söder om den naturliga norrlandsgränsen barrskogsbeklädda bergbranter eller andra ostörda skogsmiljöer med höga naturvärden. Norrlandslav är typisk art för </w:t>
+      </w:r>
+      <w:r>
+        <w:rPr>
+          <w:i/>
+        </w:rPr>
+        <w:t xml:space="preserve">9010 Taiga, 8110 Silikatrasmarker </w:t>
+      </w:r>
+      <w:r>
+        <w:t>och</w:t>
+      </w:r>
+      <w:r>
+        <w:rPr>
+          <w:i/>
+        </w:rPr>
+        <w:t xml:space="preserve"> 8120 Kalkrasmarker </w:t>
+      </w:r>
+      <w:r>
+        <w:t>(Nitare &amp; Skogsstyrelsen, 2000; SLU Artdatabanken, 2025).</w:t>
       </w:r>
     </w:p>
     <w:p>
@@ -391,17 +480,39 @@
         <w:pStyle w:val="Heading1"/>
       </w:pPr>
       <w:r>
-        <w:t>Typiska arter och EU:s art- och habitatdirektiv</w:t>
+        <w:t>EU:s fågeldirektiv</w:t>
       </w:r>
     </w:p>
     <w:p>
       <w:r>
-        <w:t>Typiska arter används för att lokalisera områden med gynnsam bevarandestatus för de naturtyper som är listade i EU:s art- och habitatdirektiv. Ett exempel är Västlig taiga (EU-kod 9010) som saknar gynnsam bevarandestatus och minskar starkt som naturtyp i Sverige. Naturvårdsverket skriver i sin vägledning för Västlig taiga att dylika miljöer förutsätter normalt att skogarna skyddas långsiktigt, eftersom skogsbruk inte är förenligt med bevarande av naturtypen i gynnsamt tillstånd (Naturvårdsverket, 2011).</w:t>
+        <w:t xml:space="preserve">Europeiska unionens medlemsländer är skyldiga att agera i enlighet med EU:s fågeldirektiv där det uttryckligen står att direktivet gäller för fåglar samt för deras ägg, bon och </w:t>
+      </w:r>
+      <w:r>
+        <w:rPr>
+          <w:b/>
+        </w:rPr>
+        <w:t xml:space="preserve">livsmiljöer </w:t>
+      </w:r>
+      <w:r>
+        <w:t>(artikel 1). Vidare att de åtgärder som vidtas inte får leda till en försämring av den nuvarande situationen beträffande bevarandet av de fågelarter som avses i artikel 1 (artikel 13). Fågeldirektivet är styrande för tillsynsansvariga myndigheters ärendehantering, ställningstaganden och beslutsfattande.</w:t>
       </w:r>
     </w:p>
     <w:p>
-      <w:r>
-        <w:t>Följande typiska arter har sina livsmiljöer och växtplatser i den avverkningsanmälda skogen: fläckporing (VU, T), gräddporing (VU, T), dvärgbägarlav (NT, T), vedskivlav (NT, T), violmussling (NT, T), plattlummer (S, T, §9) och vedticka (S, T).</w:t>
+      <w:pPr>
+        <w:pStyle w:val="Heading1"/>
+      </w:pPr>
+      <w:r>
+        <w:t>Typiska arter och EU:s art- och habitatdirektiv</w:t>
+      </w:r>
+    </w:p>
+    <w:p>
+      <w:r>
+        <w:t>Typiska arter används för att lokalisera områden med gynnsam bevarandestatus för de naturtyper som är listade i EU:s art- och habitatdirektiv. Ett exempel är Västlig taiga (EU-kod 9010) som saknar gynnsam bevarandestatus och minskar starkt som naturtyp i Sverige. Naturvårdsverket skriver i sin vägledning för Västlig taiga att dylika miljöer förutsätter normalt att skogarna skyddas långsiktigt, eftersom skogsbruk inte är förenligt med bevarande av naturtypen i gynnsamt tillstånd (Naturvårdsverket, 2011).</w:t>
+      </w:r>
+    </w:p>
+    <w:p>
+      <w:r>
+        <w:t>Följande typiska arter har sina livsmiljöer och växtplatser i den avverkningsanmälda skogen: fläckporing (VU, T), gräddporing (VU, T), dvärgbägarlav (NT, T), kolflarnlav (NT, T), lavskrika (NT, T, §4), talltagel (NT, T), vedskivlav (NT, T), violmussling (NT, T), norrlandslav (S, T), plattlummer (S, T, §9) och vedticka (S, T).</w:t>
       </w:r>
     </w:p>
     <w:p>
@@ -468,7 +579,106 @@
         <w:pStyle w:val="Title"/>
       </w:pPr>
       <w:r>
-        <w:t>BILAGA 1 – EU:s art- och habitatdirektiv, fågeldirektiv och naturrestaureringsförordning</w:t>
+        <w:t>BILAGA 1 – Fridlysta arter</w:t>
+      </w:r>
+    </w:p>
+    <w:p>
+      <w:pPr>
+        <w:pStyle w:val="Heading1"/>
+      </w:pPr>
+      <w:r>
+        <w:t>Lavskrika – ekologi samt krav på livsmiljön</w:t>
+      </w:r>
+    </w:p>
+    <w:p>
+      <w:r>
+        <w:t>Lavskrika är rödlistad som nära hotad (NT), fridlyst enligt 4 § artskyddsförordningen (2007:845) och ingår i förteckningen över prioriterade arter i Skogsstyrelsens föreskrifter och allmänna råd (SKSFS 2011:7) bilaga 4. Lavskrikan är en mycket stationär fågel, som häckar i äldre, slutna och hänglavsrika barrskogar. Nyckelfaktorer är flerskiktad skog med rik undervegetation samt riklig förekomst av hänglavar (SLU Artdatabanken, 2026).</w:t>
+      </w:r>
+    </w:p>
+    <w:p>
+      <w:r>
+        <w:t xml:space="preserve">I Skogsstyrelsens vägledning för hänsyn till fåglar står bland annat att: </w:t>
+      </w:r>
+      <w:r>
+        <w:rPr>
+          <w:i/>
+        </w:rPr>
+        <w:t>“Reviren är livslånga med hemområden som varierar mellan 50 och 150 ha. Hemområdena har inga fasta gränser utan det handlar mera om de yttre gränserna för familjegruppernas rörelser. Lavskrikan undviker att förflytta sig över stora öppna områden och hemområdesstorleken är därför större i områden fragmenterade av hyggen och yngre skog än i områden med i sammanhängande äldre skog. Det finns studier som antyder att det inom ett revir bör finnas maximalt 15 % öppna ytor och ungskog. Inom ett revir av hög kvalitet finns det som regel ett eller flera kärnområden (1–20 ha) med relativt tät flerskiktad granskog.”</w:t>
+      </w:r>
+      <w:r>
+        <w:t xml:space="preserve"> Vidare att: </w:t>
+      </w:r>
+      <w:r>
+        <w:rPr>
+          <w:i/>
+        </w:rPr>
+        <w:t>“Arten missgynnas när flerskiktad skog omförs till enskiktade bestånd. Även skogsskötsel med återkommande röjning och hård gallring är starkt negativt. Lavskrikan har relativt stora hemområden och försvinner när den äldre skogen fragmenteras, särskilt allvarligt är när kärnområdena avverkas.”</w:t>
+      </w:r>
+      <w:r>
+        <w:t xml:space="preserve"> (Skogsstyrelsen 2016).</w:t>
+      </w:r>
+    </w:p>
+    <w:p>
+      <w:r>
+        <w:t xml:space="preserve">Populationen har minskat med 20 (10–30) % under de senaste 15 åren och minskningstakten bedöms vara nära gränsvärdet för sårbar (VU). Arten försvinner successivt framför allt vid dess utbredningsgränser och populationen har minskat kontinuerligt under 2000-talet. Lavskrika är typisk art för </w:t>
+      </w:r>
+      <w:r>
+        <w:rPr>
+          <w:i/>
+        </w:rPr>
+        <w:t>9010 Taiga</w:t>
+      </w:r>
+      <w:r>
+        <w:t xml:space="preserve"> (SLU Artdatabanken, 2026).</w:t>
+      </w:r>
+    </w:p>
+    <w:p>
+      <w:pPr>
+        <w:pStyle w:val="Heading2"/>
+      </w:pPr>
+      <w:r>
+        <w:t>Referenser – lavskrika</w:t>
+      </w:r>
+    </w:p>
+    <w:p>
+      <w:r>
+        <w:t xml:space="preserve">Skogsstyrelsen, 2016. </w:t>
+      </w:r>
+      <w:r>
+        <w:rPr>
+          <w:i/>
+        </w:rPr>
+        <w:t xml:space="preserve">Vägledning för hänsyn till fåglar – lavskrika. </w:t>
+      </w:r>
+      <w:r>
+        <w:t>https://www.skogsstyrelsen.se/globalassets/lag-och-tillsyn/artskydd/vagledningar-for-hansyn-till-faglar/lavskrika-vagledning-hansyn.pdf</w:t>
+      </w:r>
+    </w:p>
+    <w:p>
+      <w:r>
+        <w:t xml:space="preserve">SLU Artdatabanken, 2026. </w:t>
+      </w:r>
+      <w:r>
+        <w:rPr>
+          <w:i/>
+        </w:rPr>
+        <w:t xml:space="preserve">Artfaktablad. Naturvård – artfakta. </w:t>
+      </w:r>
+      <w:r>
+        <w:t>SLU Artdatabanken, Uppsala</w:t>
+      </w:r>
+    </w:p>
+    <w:p>
+      <w:r>
+        <w:br w:type="page"/>
+      </w:r>
+    </w:p>
+    <w:p>
+      <w:pPr>
+        <w:pStyle w:val="Title"/>
+      </w:pPr>
+      <w:r>
+        <w:t>BILAGA 2 – EU:s art- och habitatdirektiv, fågeldirektiv och naturrestaureringsförordning</w:t>
       </w:r>
     </w:p>
     <w:p>
@@ -834,7 +1044,7 @@
     <w:r>
       <w:tab/>
       <w:tab/>
-      <w:t>2026-10-10</w:t>
+      <w:t>2026-10-11</w:t>
       <w:br/>
       <w:br/>
     </w:r>

--- a/tillsyn/A 49611-2025 tillsynsbegäran.docx
+++ b/tillsyn/A 49611-2025 tillsynsbegäran.docx
@@ -22,7 +22,7 @@
       <w:r>
         <w:drawing>
           <wp:inline xmlns:a="http://schemas.openxmlformats.org/drawingml/2006/main" xmlns:pic="http://schemas.openxmlformats.org/drawingml/2006/picture">
-            <wp:extent cx="5486400" cy="5663624"/>
+            <wp:extent cx="5486400" cy="5544846"/>
             <wp:docPr id="1" name="Picture 1"/>
             <wp:cNvGraphicFramePr>
               <a:graphicFrameLocks noChangeAspect="1"/>
@@ -43,7 +43,7 @@
                   <pic:spPr>
                     <a:xfrm>
                       <a:off x="0" y="0"/>
-                      <a:ext cx="5486400" cy="5663624"/>
+                      <a:ext cx="5486400" cy="5544846"/>
                     </a:xfrm>
                     <a:prstGeom prst="rect"/>
                   </pic:spPr>
@@ -60,12 +60,12 @@
         <w:spacing w:after="240"/>
       </w:pPr>
       <w:r>
-        <w:t>Figur 1. Fyndplatser för naturvårdsarter i och inom 23 meter från avverkningsanmälan. Markörer utan svart kant är placerade på fyndplatsen. Markörer med svart kant är placerade vid sidan av fyndplatsen och har ett svart streck som visar fyndplatsens exakta position. Kartans mittpunktskoordinat är N 6966604, E 413859 i SWEREF 99 TM.</w:t>
+        <w:t>Figur 1. Fyndplatser för naturvårdsarter i och inom 21 meter från avverkningsanmälan. Markörer utan svart kant är placerade på fyndplatsen. Markörer med svart kant är placerade vid sidan av fyndplatsen och har ett svart streck som visar fyndplatsens exakta position. Kartans mittpunktskoordinat är N 6966604, E 413859 i SWEREF 99 TM.</w:t>
       </w:r>
     </w:p>
     <w:p>
       <w:r>
-        <w:t>I och inom 23 meter från avverkningsanmälan finns fynd av 19 naturvårdsarter, varav 16 är rödlistade, 2 är fridlysta, 11 är typiska (T) och 3 är signalarter (S): fläckporing (VU, T), gräddporing (VU, T), laxgröppa (VU), blanksvart spiklav (NT), blågrå svartspik (NT), dvärgbägarlav (NT, T), kolflarnlav (NT, T), lavskrika (NT, T, §4), mörk kolflarnlav (NT), nordtagging (NT), talltagel (NT, T), vaddporing (NT), vedflamlav (NT), vedskivlav (NT, T), violmussling (NT, T), vitplätt (NT), norrlandslav (S, T), plattlummer (S, T, §9) och vedticka (S, T). Se Figur 1.</w:t>
+        <w:t>I och inom 21 meter från avverkningsanmälan finns fynd av 15 naturvårdsarter, varav 13 är rödlistade, 1 är fridlyst, 7 är typiska (T) och 2 är signalarter (S): fläckporing (VU, T), gräddporing (VU, T), laxgröppa (VU), blanksvart spiklav (NT), blågrå svartspik (NT), dvärgbägarlav (NT, T), mörk kolflarnlav (NT), nordtagging (NT), vaddporing (NT), vedflamlav (NT), vedskivlav (NT, T), violmussling (NT, T), vitplätt (NT), plattlummer (S, T, §9) och vedticka (S, T). Se Figur 1.</w:t>
       </w:r>
     </w:p>
     <w:p>
@@ -101,7 +101,7 @@
     </w:p>
     <w:p>
       <w:r>
-        <w:t>Nedan följer beskrivningar av de naturvårdsarter och fridlysta arter som har sina livsmiljöer och växtplatser i den avverkningsanmälda skogen. Se även ytterligare artfakta i BILAGA 1. De påträffade naturvårdsarterna är ett tydligt kvitto på att det rör sig om en skog med höga naturvärden.</w:t>
+        <w:t>Nedan följer beskrivningar av de naturvårdsarter och fridlysta arter som har sina livsmiljöer och växtplatser i den avverkningsanmälda skogen. De påträffade naturvårdsarterna är ett tydligt kvitto på att det rör sig om en skog med höga naturvärden.</w:t>
       </w:r>
     </w:p>
     <w:p>
@@ -202,46 +202,6 @@
         <w:rPr>
           <w:b/>
         </w:rPr>
-        <w:t>Kolflarnlav (NT)</w:t>
-      </w:r>
-      <w:r>
-        <w:t xml:space="preserve"> är brandberoende och växer nästan uteslutande på kolad hård kärnved av tall. Etableringen verkar ske först 100–300 år efter brand och nytt substrat nybildas i mycket begränsad omfattning. Avverkning av tallskog av naturskogskaraktär med spår av återkommande bränder är ett hot och mängden lämplig ved att växa på för arten minskar dels på grund av naturlig nedbrytning men framförallt på grund av att det förstörs i samband med slutavverkningar, gallringar och markberedning. Såväl kolflarnlav som mörk kolflarnlav har glänsande bålfjäll och förekommer främst i tall- och blandbarrskogar av naturskogskaraktär med spår av återkommande bränder. Skogar som dessa hyser höga biologiska värden och bör skyddas. Kolflarnlav är typisk art för </w:t>
-      </w:r>
-      <w:r>
-        <w:rPr>
-          <w:i/>
-        </w:rPr>
-        <w:t>9010 Taiga</w:t>
-      </w:r>
-      <w:r>
-        <w:t xml:space="preserve"> (SLU Artdatabanken, 2024).</w:t>
-      </w:r>
-    </w:p>
-    <w:p>
-      <w:r>
-        <w:rPr>
-          <w:b/>
-        </w:rPr>
-        <w:t>Lavskrika (NT, §4)</w:t>
-      </w:r>
-      <w:r>
-        <w:t xml:space="preserve"> är rödlistad som nära hotad och fridlyst enligt 4§ artskyddsförordningen. Den har minskat med 20 (10–30) % under de senaste 15 åren och minskningstakten bedöms vara nära gränsvärdet för sårbar (VU). Lavskrikan är en mycket stationär fågel, som häckar i äldre, slutna och hänglavsrika barrskogar. Nyckelfaktorer är flerskiktad skog med rik undervegetation samt riklig förekomst av hänglavar. Reviren är livslånga med hemområden som varierar mellan 50 och 150 ha. Inom ett revir av hög kvalitet finns det som regel ett eller flera kärnområden (1–20 ha) med relativt tät flerskiktad granskog. Arten missgynnas när flerskiktad skog omförs till enskiktade bestånd och även röjning och hård gallring är starkt negativt. Lavskrikan har relativt stora hemområden och försvinner när den äldre skogen fragmenteras, särskilt allvarligt är när kärnområdena avverkas. Den försvinner successivt framför allt vid dess utbredningsgränser och populationen har minskat kontinuerligt under 2000-talet. Lavskrika är typisk art för </w:t>
-      </w:r>
-      <w:r>
-        <w:rPr>
-          <w:i/>
-        </w:rPr>
-        <w:t>9010 Taiga</w:t>
-      </w:r>
-      <w:r>
-        <w:t xml:space="preserve"> (SLU Artdatabanken, 2026; Skogsstyrelsen 2016).</w:t>
-      </w:r>
-    </w:p>
-    <w:p>
-      <w:r>
-        <w:rPr>
-          <w:b/>
-        </w:rPr>
         <w:t>Mörk kolflarnlav (NT)</w:t>
       </w:r>
       <w:r>
@@ -257,26 +217,6 @@
       </w:r>
       <w:r>
         <w:t xml:space="preserve"> växer främst på tallågor av grövre dimensioner och påträffas huvudsakligen i äldre skog som inte kalavverkats. Nordtaggingen missgynnas av att områden med äldre tallskog har minskat starkt. Bekämpning av skogsbränder, samtidigt som skogsbruket omvandlar naturligt glesa tallbestånd till likartade och betydligt tätare bestånd, har missgynnat arten. Bristen på gamla tallågor utgör på sikt ett allvarligt hot och återskapandet av lämpliga biotoper tar mycket lång tid. Områden med olikåldriga bestånd av tall och med stort inslag av äldre träd bör undantas från skoglig produktion (SLU Artdatabanken, 2024).</w:t>
-      </w:r>
-    </w:p>
-    <w:p>
-      <w:r>
-        <w:rPr>
-          <w:b/>
-        </w:rPr>
-        <w:t>Talltagel (NT)</w:t>
-      </w:r>
-      <w:r>
-        <w:t xml:space="preserve"> är en boreal art som förekommer på tall i äldre, öppna tallskogar. Den påverkas negativt av brist på kontinuitetsskog och minskningstakten bedöms vara nära gränsvärdet för Sårbar (VU). Talltagel är typisk art för </w:t>
-      </w:r>
-      <w:r>
-        <w:rPr>
-          <w:i/>
-        </w:rPr>
-        <w:t>9010 Taiga</w:t>
-      </w:r>
-      <w:r>
-        <w:t xml:space="preserve"> (SLU Artdatabanken, 2026).</w:t>
       </w:r>
     </w:p>
     <w:p>
@@ -402,35 +342,6 @@
         <w:rPr>
           <w:b/>
         </w:rPr>
-        <w:t xml:space="preserve">Norrlandslav </w:t>
-      </w:r>
-      <w:r>
-        <w:t xml:space="preserve">indikerar söder om den naturliga norrlandsgränsen barrskogsbeklädda bergbranter eller andra ostörda skogsmiljöer med höga naturvärden. Norrlandslav är typisk art för </w:t>
-      </w:r>
-      <w:r>
-        <w:rPr>
-          <w:i/>
-        </w:rPr>
-        <w:t xml:space="preserve">9010 Taiga, 8110 Silikatrasmarker </w:t>
-      </w:r>
-      <w:r>
-        <w:t>och</w:t>
-      </w:r>
-      <w:r>
-        <w:rPr>
-          <w:i/>
-        </w:rPr>
-        <w:t xml:space="preserve"> 8120 Kalkrasmarker </w:t>
-      </w:r>
-      <w:r>
-        <w:t>(Nitare &amp; Skogsstyrelsen, 2000; SLU Artdatabanken, 2025).</w:t>
-      </w:r>
-    </w:p>
-    <w:p>
-      <w:r>
-        <w:rPr>
-          <w:b/>
-        </w:rPr>
         <w:t>Plattlummer (§9)</w:t>
       </w:r>
       <w:r>
@@ -480,28 +391,6 @@
         <w:pStyle w:val="Heading1"/>
       </w:pPr>
       <w:r>
-        <w:t>EU:s fågeldirektiv</w:t>
-      </w:r>
-    </w:p>
-    <w:p>
-      <w:r>
-        <w:t xml:space="preserve">Europeiska unionens medlemsländer är skyldiga att agera i enlighet med EU:s fågeldirektiv där det uttryckligen står att direktivet gäller för fåglar samt för deras ägg, bon och </w:t>
-      </w:r>
-      <w:r>
-        <w:rPr>
-          <w:b/>
-        </w:rPr>
-        <w:t xml:space="preserve">livsmiljöer </w:t>
-      </w:r>
-      <w:r>
-        <w:t>(artikel 1). Vidare att de åtgärder som vidtas inte får leda till en försämring av den nuvarande situationen beträffande bevarandet av de fågelarter som avses i artikel 1 (artikel 13). Fågeldirektivet är styrande för tillsynsansvariga myndigheters ärendehantering, ställningstaganden och beslutsfattande.</w:t>
-      </w:r>
-    </w:p>
-    <w:p>
-      <w:pPr>
-        <w:pStyle w:val="Heading1"/>
-      </w:pPr>
-      <w:r>
         <w:t>Typiska arter och EU:s art- och habitatdirektiv</w:t>
       </w:r>
     </w:p>
@@ -512,7 +401,7 @@
     </w:p>
     <w:p>
       <w:r>
-        <w:t>Följande typiska arter har sina livsmiljöer och växtplatser i den avverkningsanmälda skogen: fläckporing (VU, T), gräddporing (VU, T), dvärgbägarlav (NT, T), kolflarnlav (NT, T), lavskrika (NT, T, §4), talltagel (NT, T), vedskivlav (NT, T), violmussling (NT, T), norrlandslav (S, T), plattlummer (S, T, §9) och vedticka (S, T).</w:t>
+        <w:t>Följande typiska arter har sina livsmiljöer och växtplatser i den avverkningsanmälda skogen: fläckporing (VU, T), gräddporing (VU, T), dvärgbägarlav (NT, T), vedskivlav (NT, T), violmussling (NT, T), plattlummer (S, T, §9) och vedticka (S, T).</w:t>
       </w:r>
     </w:p>
     <w:p>
@@ -579,106 +468,7 @@
         <w:pStyle w:val="Title"/>
       </w:pPr>
       <w:r>
-        <w:t>BILAGA 1 – Fridlysta arter</w:t>
-      </w:r>
-    </w:p>
-    <w:p>
-      <w:pPr>
-        <w:pStyle w:val="Heading1"/>
-      </w:pPr>
-      <w:r>
-        <w:t>Lavskrika – ekologi samt krav på livsmiljön</w:t>
-      </w:r>
-    </w:p>
-    <w:p>
-      <w:r>
-        <w:t>Lavskrika är rödlistad som nära hotad (NT), fridlyst enligt 4 § artskyddsförordningen (2007:845) och ingår i förteckningen över prioriterade arter i Skogsstyrelsens föreskrifter och allmänna råd (SKSFS 2011:7) bilaga 4. Lavskrikan är en mycket stationär fågel, som häckar i äldre, slutna och hänglavsrika barrskogar. Nyckelfaktorer är flerskiktad skog med rik undervegetation samt riklig förekomst av hänglavar (SLU Artdatabanken, 2026).</w:t>
-      </w:r>
-    </w:p>
-    <w:p>
-      <w:r>
-        <w:t xml:space="preserve">I Skogsstyrelsens vägledning för hänsyn till fåglar står bland annat att: </w:t>
-      </w:r>
-      <w:r>
-        <w:rPr>
-          <w:i/>
-        </w:rPr>
-        <w:t>“Reviren är livslånga med hemområden som varierar mellan 50 och 150 ha. Hemområdena har inga fasta gränser utan det handlar mera om de yttre gränserna för familjegruppernas rörelser. Lavskrikan undviker att förflytta sig över stora öppna områden och hemområdesstorleken är därför större i områden fragmenterade av hyggen och yngre skog än i områden med i sammanhängande äldre skog. Det finns studier som antyder att det inom ett revir bör finnas maximalt 15 % öppna ytor och ungskog. Inom ett revir av hög kvalitet finns det som regel ett eller flera kärnområden (1–20 ha) med relativt tät flerskiktad granskog.”</w:t>
-      </w:r>
-      <w:r>
-        <w:t xml:space="preserve"> Vidare att: </w:t>
-      </w:r>
-      <w:r>
-        <w:rPr>
-          <w:i/>
-        </w:rPr>
-        <w:t>“Arten missgynnas när flerskiktad skog omförs till enskiktade bestånd. Även skogsskötsel med återkommande röjning och hård gallring är starkt negativt. Lavskrikan har relativt stora hemområden och försvinner när den äldre skogen fragmenteras, särskilt allvarligt är när kärnområdena avverkas.”</w:t>
-      </w:r>
-      <w:r>
-        <w:t xml:space="preserve"> (Skogsstyrelsen 2016).</w:t>
-      </w:r>
-    </w:p>
-    <w:p>
-      <w:r>
-        <w:t xml:space="preserve">Populationen har minskat med 20 (10–30) % under de senaste 15 åren och minskningstakten bedöms vara nära gränsvärdet för sårbar (VU). Arten försvinner successivt framför allt vid dess utbredningsgränser och populationen har minskat kontinuerligt under 2000-talet. Lavskrika är typisk art för </w:t>
-      </w:r>
-      <w:r>
-        <w:rPr>
-          <w:i/>
-        </w:rPr>
-        <w:t>9010 Taiga</w:t>
-      </w:r>
-      <w:r>
-        <w:t xml:space="preserve"> (SLU Artdatabanken, 2026).</w:t>
-      </w:r>
-    </w:p>
-    <w:p>
-      <w:pPr>
-        <w:pStyle w:val="Heading2"/>
-      </w:pPr>
-      <w:r>
-        <w:t>Referenser – lavskrika</w:t>
-      </w:r>
-    </w:p>
-    <w:p>
-      <w:r>
-        <w:t xml:space="preserve">Skogsstyrelsen, 2016. </w:t>
-      </w:r>
-      <w:r>
-        <w:rPr>
-          <w:i/>
-        </w:rPr>
-        <w:t xml:space="preserve">Vägledning för hänsyn till fåglar – lavskrika. </w:t>
-      </w:r>
-      <w:r>
-        <w:t>https://www.skogsstyrelsen.se/globalassets/lag-och-tillsyn/artskydd/vagledningar-for-hansyn-till-faglar/lavskrika-vagledning-hansyn.pdf</w:t>
-      </w:r>
-    </w:p>
-    <w:p>
-      <w:r>
-        <w:t xml:space="preserve">SLU Artdatabanken, 2026. </w:t>
-      </w:r>
-      <w:r>
-        <w:rPr>
-          <w:i/>
-        </w:rPr>
-        <w:t xml:space="preserve">Artfaktablad. Naturvård – artfakta. </w:t>
-      </w:r>
-      <w:r>
-        <w:t>SLU Artdatabanken, Uppsala</w:t>
-      </w:r>
-    </w:p>
-    <w:p>
-      <w:r>
-        <w:br w:type="page"/>
-      </w:r>
-    </w:p>
-    <w:p>
-      <w:pPr>
-        <w:pStyle w:val="Title"/>
-      </w:pPr>
-      <w:r>
-        <w:t>BILAGA 2 – EU:s art- och habitatdirektiv, fågeldirektiv och naturrestaureringsförordning</w:t>
+        <w:t>BILAGA 1 – EU:s art- och habitatdirektiv, fågeldirektiv och naturrestaureringsförordning</w:t>
       </w:r>
     </w:p>
     <w:p>
@@ -1044,7 +834,7 @@
     <w:r>
       <w:tab/>
       <w:tab/>
-      <w:t>2026-10-11</w:t>
+      <w:t>2026-10-12</w:t>
       <w:br/>
       <w:br/>
     </w:r>

--- a/tillsyn/A 49611-2025 tillsynsbegäran.docx
+++ b/tillsyn/A 49611-2025 tillsynsbegäran.docx
@@ -22,7 +22,7 @@
       <w:r>
         <w:drawing>
           <wp:inline xmlns:a="http://schemas.openxmlformats.org/drawingml/2006/main" xmlns:pic="http://schemas.openxmlformats.org/drawingml/2006/picture">
-            <wp:extent cx="5486400" cy="5544846"/>
+            <wp:extent cx="5486400" cy="5663624"/>
             <wp:docPr id="1" name="Picture 1"/>
             <wp:cNvGraphicFramePr>
               <a:graphicFrameLocks noChangeAspect="1"/>
@@ -43,7 +43,7 @@
                   <pic:spPr>
                     <a:xfrm>
                       <a:off x="0" y="0"/>
-                      <a:ext cx="5486400" cy="5544846"/>
+                      <a:ext cx="5486400" cy="5663624"/>
                     </a:xfrm>
                     <a:prstGeom prst="rect"/>
                   </pic:spPr>
@@ -60,12 +60,12 @@
         <w:spacing w:after="240"/>
       </w:pPr>
       <w:r>
-        <w:t>Figur 1. Fyndplatser för naturvårdsarter i och inom 21 meter från avverkningsanmälan. Markörer utan svart kant är placerade på fyndplatsen. Markörer med svart kant är placerade vid sidan av fyndplatsen och har ett svart streck som visar fyndplatsens exakta position. Kartans mittpunktskoordinat är N 6966604, E 413859 i SWEREF 99 TM.</w:t>
+        <w:t>Figur 1. Fyndplatser för naturvårdsarter i och inom 23 meter från avverkningsanmälan. Markörer utan svart kant är placerade på fyndplatsen. Markörer med svart kant är placerade vid sidan av fyndplatsen och har ett svart streck som visar fyndplatsens exakta position. Kartans mittpunktskoordinat är N 6966604, E 413859 i SWEREF 99 TM.</w:t>
       </w:r>
     </w:p>
     <w:p>
       <w:r>
-        <w:t>I och inom 21 meter från avverkningsanmälan finns fynd av 15 naturvårdsarter, varav 13 är rödlistade, 1 är fridlyst, 7 är typiska (T) och 2 är signalarter (S): fläckporing (VU, T), gräddporing (VU, T), laxgröppa (VU), blanksvart spiklav (NT), blågrå svartspik (NT), dvärgbägarlav (NT, T), mörk kolflarnlav (NT), nordtagging (NT), vaddporing (NT), vedflamlav (NT), vedskivlav (NT, T), violmussling (NT, T), vitplätt (NT), plattlummer (S, T, §9) och vedticka (S, T). Se Figur 1.</w:t>
+        <w:t>I och inom 23 meter från avverkningsanmälan finns fynd av 19 naturvårdsarter, varav 16 är rödlistade, 2 är fridlysta, 11 är typiska (T) och 3 är signalarter (S): fläckporing (VU, T), gräddporing (VU, T), laxgröppa (VU), blanksvart spiklav (NT), blågrå svartspik (NT), dvärgbägarlav (NT, T), kolflarnlav (NT, T), lavskrika (NT, T, §4), mörk kolflarnlav (NT), nordtagging (NT), talltagel (NT, T), vaddporing (NT), vedflamlav (NT), vedskivlav (NT, T), violmussling (NT, T), vitplätt (NT), norrlandslav (S, T), plattlummer (S, T, §9) och vedticka (S, T). Se Figur 1.</w:t>
       </w:r>
     </w:p>
     <w:p>
@@ -101,7 +101,7 @@
     </w:p>
     <w:p>
       <w:r>
-        <w:t>Nedan följer beskrivningar av de naturvårdsarter och fridlysta arter som har sina livsmiljöer och växtplatser i den avverkningsanmälda skogen. De påträffade naturvårdsarterna är ett tydligt kvitto på att det rör sig om en skog med höga naturvärden.</w:t>
+        <w:t>Nedan följer beskrivningar av de naturvårdsarter och fridlysta arter som har sina livsmiljöer och växtplatser i den avverkningsanmälda skogen. Se även ytterligare artfakta i BILAGA 1. De påträffade naturvårdsarterna är ett tydligt kvitto på att det rör sig om en skog med höga naturvärden.</w:t>
       </w:r>
     </w:p>
     <w:p>
@@ -202,6 +202,46 @@
         <w:rPr>
           <w:b/>
         </w:rPr>
+        <w:t>Kolflarnlav (NT)</w:t>
+      </w:r>
+      <w:r>
+        <w:t xml:space="preserve"> är brandberoende och växer nästan uteslutande på kolad hård kärnved av tall. Etableringen verkar ske först 100–300 år efter brand och nytt substrat nybildas i mycket begränsad omfattning. Avverkning av tallskog av naturskogskaraktär med spår av återkommande bränder är ett hot och mängden lämplig ved att växa på för arten minskar dels på grund av naturlig nedbrytning men framförallt på grund av att det förstörs i samband med slutavverkningar, gallringar och markberedning. Såväl kolflarnlav som mörk kolflarnlav har glänsande bålfjäll och förekommer främst i tall- och blandbarrskogar av naturskogskaraktär med spår av återkommande bränder. Skogar som dessa hyser höga biologiska värden och bör skyddas. Kolflarnlav är typisk art för </w:t>
+      </w:r>
+      <w:r>
+        <w:rPr>
+          <w:i/>
+        </w:rPr>
+        <w:t>9010 Taiga</w:t>
+      </w:r>
+      <w:r>
+        <w:t xml:space="preserve"> (SLU Artdatabanken, 2024).</w:t>
+      </w:r>
+    </w:p>
+    <w:p>
+      <w:r>
+        <w:rPr>
+          <w:b/>
+        </w:rPr>
+        <w:t>Lavskrika (NT, §4)</w:t>
+      </w:r>
+      <w:r>
+        <w:t xml:space="preserve"> är rödlistad som nära hotad och fridlyst enligt 4§ artskyddsförordningen. Den har minskat med 20 (10–30) % under de senaste 15 åren och minskningstakten bedöms vara nära gränsvärdet för sårbar (VU). Lavskrikan är en mycket stationär fågel, som häckar i äldre, slutna och hänglavsrika barrskogar. Nyckelfaktorer är flerskiktad skog med rik undervegetation samt riklig förekomst av hänglavar. Reviren är livslånga med hemområden som varierar mellan 50 och 150 ha. Inom ett revir av hög kvalitet finns det som regel ett eller flera kärnområden (1–20 ha) med relativt tät flerskiktad granskog. Arten missgynnas när flerskiktad skog omförs till enskiktade bestånd och även röjning och hård gallring är starkt negativt. Lavskrikan har relativt stora hemområden och försvinner när den äldre skogen fragmenteras, särskilt allvarligt är när kärnområdena avverkas. Den försvinner successivt framför allt vid dess utbredningsgränser och populationen har minskat kontinuerligt under 2000-talet. Lavskrika är typisk art för </w:t>
+      </w:r>
+      <w:r>
+        <w:rPr>
+          <w:i/>
+        </w:rPr>
+        <w:t>9010 Taiga</w:t>
+      </w:r>
+      <w:r>
+        <w:t xml:space="preserve"> (SLU Artdatabanken, 2026; Skogsstyrelsen 2016).</w:t>
+      </w:r>
+    </w:p>
+    <w:p>
+      <w:r>
+        <w:rPr>
+          <w:b/>
+        </w:rPr>
         <w:t>Mörk kolflarnlav (NT)</w:t>
       </w:r>
       <w:r>
@@ -224,6 +264,26 @@
         <w:rPr>
           <w:b/>
         </w:rPr>
+        <w:t>Talltagel (NT)</w:t>
+      </w:r>
+      <w:r>
+        <w:t xml:space="preserve"> är en boreal art som förekommer på tall i äldre, öppna tallskogar. Den påverkas negativt av brist på kontinuitetsskog och minskningstakten bedöms vara nära gränsvärdet för Sårbar (VU). Talltagel är typisk art för </w:t>
+      </w:r>
+      <w:r>
+        <w:rPr>
+          <w:i/>
+        </w:rPr>
+        <w:t>9010 Taiga</w:t>
+      </w:r>
+      <w:r>
+        <w:t xml:space="preserve"> (SLU Artdatabanken, 2026).</w:t>
+      </w:r>
+    </w:p>
+    <w:p>
+      <w:r>
+        <w:rPr>
+          <w:b/>
+        </w:rPr>
         <w:t xml:space="preserve">Vaddporing (NT) </w:t>
       </w:r>
       <w:r>
@@ -335,6 +395,35 @@
       </w:r>
       <w:r>
         <w:t xml:space="preserve"> är en nedbrytare av död, hård och torr tallved och orsakar brunröta. Den förekommer mest i äldre, naturskogsliknande tallskog eller blandskog med äldre tall. Arten hotas av avverkning av gammal, senvuxen tall. I södra Sverige råder brist på lämpliga habitat och arten kan inte längre sprida sig utanför sina få kända växtplatser. Lokaler med gammal tall bör undantas från skogsbruk, i synnerhet i södra Sverige (SLU Artdatabanken, 2024).</w:t>
+      </w:r>
+    </w:p>
+    <w:p>
+      <w:r>
+        <w:rPr>
+          <w:b/>
+        </w:rPr>
+        <w:t xml:space="preserve">Norrlandslav </w:t>
+      </w:r>
+      <w:r>
+        <w:t xml:space="preserve">indikerar söder om den naturliga norrlandsgränsen barrskogsbeklädda bergbranter eller andra ostörda skogsmiljöer med höga naturvärden. Norrlandslav är typisk art för </w:t>
+      </w:r>
+      <w:r>
+        <w:rPr>
+          <w:i/>
+        </w:rPr>
+        <w:t xml:space="preserve">9010 Taiga, 8110 Silikatrasmarker </w:t>
+      </w:r>
+      <w:r>
+        <w:t>och</w:t>
+      </w:r>
+      <w:r>
+        <w:rPr>
+          <w:i/>
+        </w:rPr>
+        <w:t xml:space="preserve"> 8120 Kalkrasmarker </w:t>
+      </w:r>
+      <w:r>
+        <w:t>(Nitare &amp; Skogsstyrelsen, 2000; SLU Artdatabanken, 2025).</w:t>
       </w:r>
     </w:p>
     <w:p>
@@ -391,17 +480,39 @@
         <w:pStyle w:val="Heading1"/>
       </w:pPr>
       <w:r>
-        <w:t>Typiska arter och EU:s art- och habitatdirektiv</w:t>
+        <w:t>EU:s fågeldirektiv</w:t>
       </w:r>
     </w:p>
     <w:p>
       <w:r>
-        <w:t>Typiska arter används för att lokalisera områden med gynnsam bevarandestatus för de naturtyper som är listade i EU:s art- och habitatdirektiv. Ett exempel är Västlig taiga (EU-kod 9010) som saknar gynnsam bevarandestatus och minskar starkt som naturtyp i Sverige. Naturvårdsverket skriver i sin vägledning för Västlig taiga att dylika miljöer förutsätter normalt att skogarna skyddas långsiktigt, eftersom skogsbruk inte är förenligt med bevarande av naturtypen i gynnsamt tillstånd (Naturvårdsverket, 2011).</w:t>
+        <w:t xml:space="preserve">Europeiska unionens medlemsländer är skyldiga att agera i enlighet med EU:s fågeldirektiv där det uttryckligen står att direktivet gäller för fåglar samt för deras ägg, bon och </w:t>
+      </w:r>
+      <w:r>
+        <w:rPr>
+          <w:b/>
+        </w:rPr>
+        <w:t xml:space="preserve">livsmiljöer </w:t>
+      </w:r>
+      <w:r>
+        <w:t>(artikel 1). Vidare att de åtgärder som vidtas inte får leda till en försämring av den nuvarande situationen beträffande bevarandet av de fågelarter som avses i artikel 1 (artikel 13). Fågeldirektivet är styrande för tillsynsansvariga myndigheters ärendehantering, ställningstaganden och beslutsfattande.</w:t>
       </w:r>
     </w:p>
     <w:p>
-      <w:r>
-        <w:t>Följande typiska arter har sina livsmiljöer och växtplatser i den avverkningsanmälda skogen: fläckporing (VU, T), gräddporing (VU, T), dvärgbägarlav (NT, T), vedskivlav (NT, T), violmussling (NT, T), plattlummer (S, T, §9) och vedticka (S, T).</w:t>
+      <w:pPr>
+        <w:pStyle w:val="Heading1"/>
+      </w:pPr>
+      <w:r>
+        <w:t>Typiska arter och EU:s art- och habitatdirektiv</w:t>
+      </w:r>
+    </w:p>
+    <w:p>
+      <w:r>
+        <w:t>Typiska arter används för att lokalisera områden med gynnsam bevarandestatus för de naturtyper som är listade i EU:s art- och habitatdirektiv. Ett exempel är Västlig taiga (EU-kod 9010) som saknar gynnsam bevarandestatus och minskar starkt som naturtyp i Sverige. Naturvårdsverket skriver i sin vägledning för Västlig taiga att dylika miljöer förutsätter normalt att skogarna skyddas långsiktigt, eftersom skogsbruk inte är förenligt med bevarande av naturtypen i gynnsamt tillstånd (Naturvårdsverket, 2011).</w:t>
+      </w:r>
+    </w:p>
+    <w:p>
+      <w:r>
+        <w:t>Följande typiska arter har sina livsmiljöer och växtplatser i den avverkningsanmälda skogen: fläckporing (VU, T), gräddporing (VU, T), dvärgbägarlav (NT, T), kolflarnlav (NT, T), lavskrika (NT, T, §4), talltagel (NT, T), vedskivlav (NT, T), violmussling (NT, T), norrlandslav (S, T), plattlummer (S, T, §9) och vedticka (S, T).</w:t>
       </w:r>
     </w:p>
     <w:p>
@@ -468,7 +579,106 @@
         <w:pStyle w:val="Title"/>
       </w:pPr>
       <w:r>
-        <w:t>BILAGA 1 – EU:s art- och habitatdirektiv, fågeldirektiv och naturrestaureringsförordning</w:t>
+        <w:t>BILAGA 1 – Fridlysta arter</w:t>
+      </w:r>
+    </w:p>
+    <w:p>
+      <w:pPr>
+        <w:pStyle w:val="Heading1"/>
+      </w:pPr>
+      <w:r>
+        <w:t>Lavskrika – ekologi samt krav på livsmiljön</w:t>
+      </w:r>
+    </w:p>
+    <w:p>
+      <w:r>
+        <w:t>Lavskrika är rödlistad som nära hotad (NT), fridlyst enligt 4 § artskyddsförordningen (2007:845) och ingår i förteckningen över prioriterade arter i Skogsstyrelsens föreskrifter och allmänna råd (SKSFS 2011:7) bilaga 4. Lavskrikan är en mycket stationär fågel, som häckar i äldre, slutna och hänglavsrika barrskogar. Nyckelfaktorer är flerskiktad skog med rik undervegetation samt riklig förekomst av hänglavar (SLU Artdatabanken, 2026).</w:t>
+      </w:r>
+    </w:p>
+    <w:p>
+      <w:r>
+        <w:t xml:space="preserve">I Skogsstyrelsens vägledning för hänsyn till fåglar står bland annat att: </w:t>
+      </w:r>
+      <w:r>
+        <w:rPr>
+          <w:i/>
+        </w:rPr>
+        <w:t>“Reviren är livslånga med hemområden som varierar mellan 50 och 150 ha. Hemområdena har inga fasta gränser utan det handlar mera om de yttre gränserna för familjegruppernas rörelser. Lavskrikan undviker att förflytta sig över stora öppna områden och hemområdesstorleken är därför större i områden fragmenterade av hyggen och yngre skog än i områden med i sammanhängande äldre skog. Det finns studier som antyder att det inom ett revir bör finnas maximalt 15 % öppna ytor och ungskog. Inom ett revir av hög kvalitet finns det som regel ett eller flera kärnområden (1–20 ha) med relativt tät flerskiktad granskog.”</w:t>
+      </w:r>
+      <w:r>
+        <w:t xml:space="preserve"> Vidare att: </w:t>
+      </w:r>
+      <w:r>
+        <w:rPr>
+          <w:i/>
+        </w:rPr>
+        <w:t>“Arten missgynnas när flerskiktad skog omförs till enskiktade bestånd. Även skogsskötsel med återkommande röjning och hård gallring är starkt negativt. Lavskrikan har relativt stora hemområden och försvinner när den äldre skogen fragmenteras, särskilt allvarligt är när kärnområdena avverkas.”</w:t>
+      </w:r>
+      <w:r>
+        <w:t xml:space="preserve"> (Skogsstyrelsen 2016).</w:t>
+      </w:r>
+    </w:p>
+    <w:p>
+      <w:r>
+        <w:t xml:space="preserve">Populationen har minskat med 20 (10–30) % under de senaste 15 åren och minskningstakten bedöms vara nära gränsvärdet för sårbar (VU). Arten försvinner successivt framför allt vid dess utbredningsgränser och populationen har minskat kontinuerligt under 2000-talet. Lavskrika är typisk art för </w:t>
+      </w:r>
+      <w:r>
+        <w:rPr>
+          <w:i/>
+        </w:rPr>
+        <w:t>9010 Taiga</w:t>
+      </w:r>
+      <w:r>
+        <w:t xml:space="preserve"> (SLU Artdatabanken, 2026).</w:t>
+      </w:r>
+    </w:p>
+    <w:p>
+      <w:pPr>
+        <w:pStyle w:val="Heading2"/>
+      </w:pPr>
+      <w:r>
+        <w:t>Referenser – lavskrika</w:t>
+      </w:r>
+    </w:p>
+    <w:p>
+      <w:r>
+        <w:t xml:space="preserve">Skogsstyrelsen, 2016. </w:t>
+      </w:r>
+      <w:r>
+        <w:rPr>
+          <w:i/>
+        </w:rPr>
+        <w:t xml:space="preserve">Vägledning för hänsyn till fåglar – lavskrika. </w:t>
+      </w:r>
+      <w:r>
+        <w:t>https://www.skogsstyrelsen.se/globalassets/lag-och-tillsyn/artskydd/vagledningar-for-hansyn-till-faglar/lavskrika-vagledning-hansyn.pdf</w:t>
+      </w:r>
+    </w:p>
+    <w:p>
+      <w:r>
+        <w:t xml:space="preserve">SLU Artdatabanken, 2026. </w:t>
+      </w:r>
+      <w:r>
+        <w:rPr>
+          <w:i/>
+        </w:rPr>
+        <w:t xml:space="preserve">Artfaktablad. Naturvård – artfakta. </w:t>
+      </w:r>
+      <w:r>
+        <w:t>SLU Artdatabanken, Uppsala</w:t>
+      </w:r>
+    </w:p>
+    <w:p>
+      <w:r>
+        <w:br w:type="page"/>
+      </w:r>
+    </w:p>
+    <w:p>
+      <w:pPr>
+        <w:pStyle w:val="Title"/>
+      </w:pPr>
+      <w:r>
+        <w:t>BILAGA 2 – EU:s art- och habitatdirektiv, fågeldirektiv och naturrestaureringsförordning</w:t>
       </w:r>
     </w:p>
     <w:p>
@@ -834,7 +1044,7 @@
     <w:r>
       <w:tab/>
       <w:tab/>
-      <w:t>2026-10-12</w:t>
+      <w:t>2026-10-13</w:t>
       <w:br/>
       <w:br/>
     </w:r>

--- a/tillsyn/A 49611-2025 tillsynsbegäran.docx
+++ b/tillsyn/A 49611-2025 tillsynsbegäran.docx
@@ -1044,7 +1044,7 @@
     <w:r>
       <w:tab/>
       <w:tab/>
-      <w:t>2026-10-13</w:t>
+      <w:t>2026-10-14</w:t>
       <w:br/>
       <w:br/>
     </w:r>

--- a/tillsyn/A 49611-2025 tillsynsbegäran.docx
+++ b/tillsyn/A 49611-2025 tillsynsbegäran.docx
@@ -1044,7 +1044,7 @@
     <w:r>
       <w:tab/>
       <w:tab/>
-      <w:t>2026-10-14</w:t>
+      <w:t>2026-10-15</w:t>
       <w:br/>
       <w:br/>
     </w:r>

--- a/tillsyn/A 49611-2025 tillsynsbegäran.docx
+++ b/tillsyn/A 49611-2025 tillsynsbegäran.docx
@@ -1044,7 +1044,7 @@
     <w:r>
       <w:tab/>
       <w:tab/>
-      <w:t>2026-10-15</w:t>
+      <w:t>2026-10-16</w:t>
       <w:br/>
       <w:br/>
     </w:r>

--- a/tillsyn/A 49611-2025 tillsynsbegäran.docx
+++ b/tillsyn/A 49611-2025 tillsynsbegäran.docx
@@ -1044,7 +1044,7 @@
     <w:r>
       <w:tab/>
       <w:tab/>
-      <w:t>2026-10-16</w:t>
+      <w:t>2026-10-17</w:t>
       <w:br/>
       <w:br/>
     </w:r>

--- a/tillsyn/A 49611-2025 tillsynsbegäran.docx
+++ b/tillsyn/A 49611-2025 tillsynsbegäran.docx
@@ -1044,7 +1044,7 @@
     <w:r>
       <w:tab/>
       <w:tab/>
-      <w:t>2026-10-17</w:t>
+      <w:t>2026-10-18</w:t>
       <w:br/>
       <w:br/>
     </w:r>

--- a/tillsyn/A 49611-2025 tillsynsbegäran.docx
+++ b/tillsyn/A 49611-2025 tillsynsbegäran.docx
@@ -1044,7 +1044,7 @@
     <w:r>
       <w:tab/>
       <w:tab/>
-      <w:t>2026-10-18</w:t>
+      <w:t>2026-10-19</w:t>
       <w:br/>
       <w:br/>
     </w:r>

--- a/tillsyn/A 49611-2025 tillsynsbegäran.docx
+++ b/tillsyn/A 49611-2025 tillsynsbegäran.docx
@@ -1044,7 +1044,7 @@
     <w:r>
       <w:tab/>
       <w:tab/>
-      <w:t>2026-10-19</w:t>
+      <w:t>2026-10-20</w:t>
       <w:br/>
       <w:br/>
     </w:r>

--- a/tillsyn/A 49611-2025 tillsynsbegäran.docx
+++ b/tillsyn/A 49611-2025 tillsynsbegäran.docx
@@ -1044,7 +1044,7 @@
     <w:r>
       <w:tab/>
       <w:tab/>
-      <w:t>2026-10-20</w:t>
+      <w:t>2026-10-21</w:t>
       <w:br/>
       <w:br/>
     </w:r>

--- a/tillsyn/A 49611-2025 tillsynsbegäran.docx
+++ b/tillsyn/A 49611-2025 tillsynsbegäran.docx
@@ -1044,7 +1044,7 @@
     <w:r>
       <w:tab/>
       <w:tab/>
-      <w:t>2026-10-21</w:t>
+      <w:t>2026-10-22</w:t>
       <w:br/>
       <w:br/>
     </w:r>

--- a/tillsyn/A 49611-2025 tillsynsbegäran.docx
+++ b/tillsyn/A 49611-2025 tillsynsbegäran.docx
@@ -1044,7 +1044,7 @@
     <w:r>
       <w:tab/>
       <w:tab/>
-      <w:t>2026-10-22</w:t>
+      <w:t>2026-10-23</w:t>
       <w:br/>
       <w:br/>
     </w:r>

--- a/tillsyn/A 49611-2025 tillsynsbegäran.docx
+++ b/tillsyn/A 49611-2025 tillsynsbegäran.docx
@@ -1044,7 +1044,7 @@
     <w:r>
       <w:tab/>
       <w:tab/>
-      <w:t>2026-10-23</w:t>
+      <w:t>2026-10-24</w:t>
       <w:br/>
       <w:br/>
     </w:r>

--- a/tillsyn/A 49611-2025 tillsynsbegäran.docx
+++ b/tillsyn/A 49611-2025 tillsynsbegäran.docx
@@ -1044,7 +1044,7 @@
     <w:r>
       <w:tab/>
       <w:tab/>
-      <w:t>2026-10-24</w:t>
+      <w:t>2026-10-25</w:t>
       <w:br/>
       <w:br/>
     </w:r>

--- a/tillsyn/A 49611-2025 tillsynsbegäran.docx
+++ b/tillsyn/A 49611-2025 tillsynsbegäran.docx
@@ -1044,7 +1044,7 @@
     <w:r>
       <w:tab/>
       <w:tab/>
-      <w:t>2026-10-25</w:t>
+      <w:t>2026-10-26</w:t>
       <w:br/>
       <w:br/>
     </w:r>

--- a/tillsyn/A 49611-2025 tillsynsbegäran.docx
+++ b/tillsyn/A 49611-2025 tillsynsbegäran.docx
@@ -1044,7 +1044,7 @@
     <w:r>
       <w:tab/>
       <w:tab/>
-      <w:t>2026-10-26</w:t>
+      <w:t>2026-10-27</w:t>
       <w:br/>
       <w:br/>
     </w:r>

--- a/tillsyn/A 49611-2025 tillsynsbegäran.docx
+++ b/tillsyn/A 49611-2025 tillsynsbegäran.docx
@@ -1044,7 +1044,7 @@
     <w:r>
       <w:tab/>
       <w:tab/>
-      <w:t>2026-10-27</w:t>
+      <w:t>2026-10-28</w:t>
       <w:br/>
       <w:br/>
     </w:r>

--- a/tillsyn/A 49611-2025 tillsynsbegäran.docx
+++ b/tillsyn/A 49611-2025 tillsynsbegäran.docx
@@ -1044,7 +1044,7 @@
     <w:r>
       <w:tab/>
       <w:tab/>
-      <w:t>2026-10-28</w:t>
+      <w:t>2026-10-29</w:t>
       <w:br/>
       <w:br/>
     </w:r>

--- a/tillsyn/A 49611-2025 tillsynsbegäran.docx
+++ b/tillsyn/A 49611-2025 tillsynsbegäran.docx
@@ -1044,7 +1044,7 @@
     <w:r>
       <w:tab/>
       <w:tab/>
-      <w:t>2026-10-29</w:t>
+      <w:t>2026-10-31</w:t>
       <w:br/>
       <w:br/>
     </w:r>
